--- a/titration_pairs_authorization/РПЗ_комплект_документации_ЛР4.docx
+++ b/titration_pairs_authorization/РПЗ_комплект_документации_ЛР4.docx
@@ -318,6 +318,7 @@
         <w:spacing w:before="200" w:line="240" w:lineRule="auto"/>
         <w:jc w:val="center"/>
       </w:pPr>
+      <w:bookmarkStart w:id="0" w:name="_Hlk242836538"/>
       <w:r>
         <w:rPr>
           <w:b/>
@@ -331,6 +332,7 @@
         <w:t>«Расчёт концентрации при титровании»</w:t>
       </w:r>
     </w:p>
+    <w:bookmarkEnd w:id="0"/>
     <w:p>
       <w:pPr>
         <w:spacing w:before="1900" w:line="240" w:lineRule="auto"/>
@@ -983,10 +985,7 @@
       </w:r>
       <w:proofErr w:type="spellEnd"/>
       <w:r>
-        <w:t xml:space="preserve"> хранит услуги — пары веществ для титрова</w:t>
-      </w:r>
-      <w:r>
-        <w:t xml:space="preserve">ния: название, описание, статус, имена файлов изображения и видео, значение </w:t>
+        <w:t xml:space="preserve"> хранит услуги — пары веществ для титрования: название, описание, статус, имена файлов изображения и видео, значение </w:t>
       </w:r>
       <w:proofErr w:type="spellStart"/>
       <w:r>
@@ -1002,10 +1001,7 @@
       </w:r>
       <w:proofErr w:type="spellEnd"/>
       <w:r>
-        <w:t xml:space="preserve"> реализует связь «многие ко многим» между пользователями и услугами: каждая зап</w:t>
-      </w:r>
-      <w:r>
-        <w:t>ись — лайк пользователя, поставленный услуге.</w:t>
+        <w:t xml:space="preserve"> реализует связь «многие ко многим» между пользователями и услугами: каждая запись — лайк пользователя, поставленный услуге.</w:t>
       </w:r>
     </w:p>
     <w:p>
@@ -1037,10 +1033,7 @@
       </w:r>
       <w:proofErr w:type="spellEnd"/>
       <w:r>
-        <w:t xml:space="preserve"> уникальна, поэтому пользователь не может поставить услуге два лайка. Все внешние ключи объявлены с ограничением ON DELETE RESTRICT: каскадное удаление запрещено</w:t>
-      </w:r>
-      <w:r>
-        <w:t xml:space="preserve">. Услуги удаляются логически — изменением поля </w:t>
+        <w:t xml:space="preserve"> уникальна, поэтому пользователь не может поставить услуге два лайка. Все внешние ключи объявлены с ограничением ON DELETE RESTRICT: каскадное удаление запрещено. Услуги удаляются логически — изменением поля </w:t>
       </w:r>
       <w:proofErr w:type="spellStart"/>
       <w:r>
@@ -1061,12 +1054,11 @@
         <w:rPr>
           <w:noProof/>
         </w:rPr>
-        <w:lastRenderedPageBreak/>
         <w:drawing>
-          <wp:inline distT="0" distB="0" distL="0" distR="0" wp14:anchorId="47DD3C7E" wp14:editId="56FF4BC9">
-            <wp:extent cx="6389282" cy="7381875"/>
-            <wp:effectExtent l="0" t="0" r="0" b="0"/>
-            <wp:docPr id="2" name="er.png"/>
+          <wp:inline distT="0" distB="0" distL="0" distR="0" wp14:anchorId="0EE158AD" wp14:editId="2B4D419C">
+            <wp:extent cx="5940425" cy="3352165"/>
+            <wp:effectExtent l="0" t="0" r="3175" b="635"/>
+            <wp:docPr id="3" name="Рисунок 3"/>
             <wp:cNvGraphicFramePr>
               <a:graphicFrameLocks xmlns:a="http://schemas.openxmlformats.org/drawingml/2006/main" noChangeAspect="1"/>
             </wp:cNvGraphicFramePr>
@@ -1074,10 +1066,8 @@
               <a:graphicData uri="http://schemas.openxmlformats.org/drawingml/2006/picture">
                 <pic:pic xmlns:pic="http://schemas.openxmlformats.org/drawingml/2006/picture">
                   <pic:nvPicPr>
-                    <pic:cNvPr id="2" name="er.png"/>
-                    <pic:cNvPicPr>
-                      <a:picLocks noChangeAspect="1" noChangeArrowheads="1"/>
-                    </pic:cNvPicPr>
+                    <pic:cNvPr id="3" name="Рисунок 3"/>
+                    <pic:cNvPicPr/>
                   </pic:nvPicPr>
                   <pic:blipFill>
                     <a:blip r:embed="rId8">
@@ -1091,10 +1081,10 @@
                       <a:fillRect/>
                     </a:stretch>
                   </pic:blipFill>
-                  <pic:spPr bwMode="auto">
+                  <pic:spPr>
                     <a:xfrm>
                       <a:off x="0" y="0"/>
-                      <a:ext cx="6415046" cy="7411642"/>
+                      <a:ext cx="5940425" cy="3352165"/>
                     </a:xfrm>
                     <a:prstGeom prst="rect">
                       <a:avLst/>
@@ -1136,11 +1126,11 @@
         <w:ind w:firstLine="709"/>
       </w:pPr>
       <w:r>
-        <w:t xml:space="preserve">Диаграмма классов (рисунок 2) показывает три уровня системы. Клиентское приложение состоит из четырёх страниц: ленты, добавления, плитки и аутентификации. Веб-сервис содержит два домена — наборы </w:t>
+        <w:t xml:space="preserve">Диаграмма классов (рисунок 2) показывает три уровня системы. Клиентское приложение состоит из четырёх страниц: ленты, добавления, </w:t>
       </w:r>
       <w:r>
         <w:lastRenderedPageBreak/>
-        <w:t xml:space="preserve">методов «Услуги» и «Пользователи» — и модели </w:t>
+        <w:t xml:space="preserve">плитки и аутентификации. Веб-сервис содержит два домена — наборы методов «Услуги» и «Пользователи» — и модели </w:t>
       </w:r>
       <w:proofErr w:type="spellStart"/>
       <w:r>
@@ -1156,10 +1146,7 @@
       </w:r>
       <w:proofErr w:type="spellEnd"/>
       <w:r>
-        <w:t xml:space="preserve"> </w:t>
-      </w:r>
-      <w:r>
-        <w:t xml:space="preserve">и User. База данных представлена таблицами </w:t>
+        <w:t xml:space="preserve"> и User. База данных представлена таблицами </w:t>
       </w:r>
       <w:proofErr w:type="spellStart"/>
       <w:r>
@@ -1207,10 +1194,7 @@
       </w:r>
       <w:proofErr w:type="spellEnd"/>
       <w:r>
-        <w:t>, домен «</w:t>
-      </w:r>
-      <w:r>
-        <w:t>Пользователи» — модель User. Каждая модель отображается на одноимённую таблицу базы данных.</w:t>
+        <w:t>, домен «Пользователи» — модель User. Каждая модель отображается на одноимённую таблицу базы данных.</w:t>
       </w:r>
     </w:p>
     <w:p>
@@ -1223,12 +1207,11 @@
         <w:rPr>
           <w:noProof/>
         </w:rPr>
-        <w:lastRenderedPageBreak/>
         <w:drawing>
-          <wp:inline distT="0" distB="0" distL="0" distR="0" wp14:anchorId="33B7C953" wp14:editId="79F3E887">
-            <wp:extent cx="6403239" cy="7500937"/>
-            <wp:effectExtent l="0" t="0" r="0" b="5080"/>
-            <wp:docPr id="3" name="classes.png" descr="Диаграмма классов" title="Диаграмма классов"/>
+          <wp:inline distT="0" distB="0" distL="0" distR="0" wp14:anchorId="65652CCE" wp14:editId="00BD785F">
+            <wp:extent cx="5940425" cy="5742849"/>
+            <wp:effectExtent l="0" t="0" r="3175" b="0"/>
+            <wp:docPr id="5" name="Рисунок 5"/>
             <wp:cNvGraphicFramePr>
               <a:graphicFrameLocks xmlns:a="http://schemas.openxmlformats.org/drawingml/2006/main" noChangeAspect="1"/>
             </wp:cNvGraphicFramePr>
@@ -1236,22 +1219,25 @@
               <a:graphicData uri="http://schemas.openxmlformats.org/drawingml/2006/picture">
                 <pic:pic xmlns:pic="http://schemas.openxmlformats.org/drawingml/2006/picture">
                   <pic:nvPicPr>
-                    <pic:cNvPr id="0" name=""/>
-                    <pic:cNvPicPr>
-                      <a:picLocks noChangeAspect="1" noChangeArrowheads="1"/>
-                    </pic:cNvPicPr>
+                    <pic:cNvPr id="5" name="Рисунок 5"/>
+                    <pic:cNvPicPr/>
                   </pic:nvPicPr>
                   <pic:blipFill>
-                    <a:blip r:embed="rId9"/>
-                    <a:srcRect/>
+                    <a:blip r:embed="rId9">
+                      <a:extLst>
+                        <a:ext uri="{28A0092B-C50C-407E-A947-70E740481C1C}">
+                          <a14:useLocalDpi xmlns:a14="http://schemas.microsoft.com/office/drawing/2010/main" val="0"/>
+                        </a:ext>
+                      </a:extLst>
+                    </a:blip>
                     <a:stretch>
                       <a:fillRect/>
                     </a:stretch>
                   </pic:blipFill>
-                  <pic:spPr bwMode="auto">
+                  <pic:spPr>
                     <a:xfrm>
                       <a:off x="0" y="0"/>
-                      <a:ext cx="6427060" cy="7528842"/>
+                      <a:ext cx="5940425" cy="5742849"/>
                     </a:xfrm>
                     <a:prstGeom prst="rect">
                       <a:avLst/>
@@ -1285,6 +1271,7 @@
           <w:b/>
           <w:bCs/>
         </w:rPr>
+        <w:lastRenderedPageBreak/>
         <w:t>1.3 Диаграмма последовательности</w:t>
       </w:r>
     </w:p>
@@ -1317,14 +1304,7 @@
       </w:r>
       <w:proofErr w:type="spellEnd"/>
       <w:r>
-        <w:t xml:space="preserve">. Сообщения </w:t>
-      </w:r>
-      <w:r>
-        <w:lastRenderedPageBreak/>
-        <w:t>соответствуют методам доменов с диаграммы к</w:t>
-      </w:r>
-      <w:r>
-        <w:t>лассов, в скобках указаны ключевые входные и выходные данные.</w:t>
+        <w:t>. Сообщения соответствуют методам доменов с диаграммы классов, в скобках указаны ключевые входные и выходные данные.</w:t>
       </w:r>
     </w:p>
     <w:p>
@@ -1332,10 +1312,7 @@
         <w:ind w:firstLine="709"/>
       </w:pPr>
       <w:r>
-        <w:t>Процесс включает аутентификацию, получение списка услуг с фильтром, добавление новой услуги с изображением и видео, получение полей черновика, публикацию услуги, получение первой записи ленты, п</w:t>
-      </w:r>
-      <w:r>
-        <w:t>ереход к следующей записи и постановку лайка.</w:t>
+        <w:t>Процесс включает аутентификацию, получение списка услуг с фильтром, добавление новой услуги с изображением и видео, получение полей черновика, публикацию услуги, получение первой записи ленты, переход к следующей записи и постановку лайка.</w:t>
       </w:r>
     </w:p>
     <w:p>
@@ -1349,10 +1326,10 @@
           <w:noProof/>
         </w:rPr>
         <w:drawing>
-          <wp:inline distT="0" distB="0" distL="0" distR="0" wp14:anchorId="76577307" wp14:editId="4C455D7D">
-            <wp:extent cx="6631685" cy="5262563"/>
+          <wp:inline distT="0" distB="0" distL="0" distR="0" wp14:anchorId="76577307" wp14:editId="625EF553">
+            <wp:extent cx="6062662" cy="4670450"/>
             <wp:effectExtent l="0" t="0" r="0" b="0"/>
-            <wp:docPr id="4" name="sequence.png" descr="Диаграмма последовательности" title="Диаграмма последовательности"/>
+            <wp:docPr id="4" name="sequence.png"/>
             <wp:cNvGraphicFramePr>
               <a:graphicFrameLocks xmlns:a="http://schemas.openxmlformats.org/drawingml/2006/main" noChangeAspect="1"/>
             </wp:cNvGraphicFramePr>
@@ -1360,14 +1337,19 @@
               <a:graphicData uri="http://schemas.openxmlformats.org/drawingml/2006/picture">
                 <pic:pic xmlns:pic="http://schemas.openxmlformats.org/drawingml/2006/picture">
                   <pic:nvPicPr>
-                    <pic:cNvPr id="0" name=""/>
+                    <pic:cNvPr id="4" name="sequence.png"/>
                     <pic:cNvPicPr>
                       <a:picLocks noChangeAspect="1" noChangeArrowheads="1"/>
                     </pic:cNvPicPr>
                   </pic:nvPicPr>
                   <pic:blipFill>
-                    <a:blip r:embed="rId10"/>
-                    <a:srcRect/>
+                    <a:blip r:embed="rId10">
+                      <a:extLst>
+                        <a:ext uri="{28A0092B-C50C-407E-A947-70E740481C1C}">
+                          <a14:useLocalDpi xmlns:a14="http://schemas.microsoft.com/office/drawing/2010/main" val="0"/>
+                        </a:ext>
+                      </a:extLst>
+                    </a:blip>
                     <a:stretch>
                       <a:fillRect/>
                     </a:stretch>
@@ -1375,7 +1357,7 @@
                   <pic:spPr bwMode="auto">
                     <a:xfrm>
                       <a:off x="0" y="0"/>
-                      <a:ext cx="6639706" cy="5268928"/>
+                      <a:ext cx="6066471" cy="4673384"/>
                     </a:xfrm>
                     <a:prstGeom prst="rect">
                       <a:avLst/>
@@ -1398,6 +1380,85 @@
       </w:r>
     </w:p>
     <w:p>
+      <w:r>
+        <w:br w:type="page"/>
+      </w:r>
+    </w:p>
+    <w:p>
+      <w:pPr>
+        <w:spacing w:before="240" w:after="60" w:line="240" w:lineRule="auto"/>
+        <w:rPr>
+          <w:rFonts w:ascii="TimesET" w:hAnsi="TimesET"/>
+          <w:b/>
+          <w:bCs/>
+          <w:color w:val="000000"/>
+          <w:kern w:val="28"/>
+          <w:sz w:val="24"/>
+          <w:szCs w:val="20"/>
+          <w:lang w:eastAsia="ru-RU"/>
+        </w:rPr>
+      </w:pPr>
+    </w:p>
+    <w:p>
+      <w:pPr>
+        <w:spacing w:before="60" w:after="240"/>
+        <w:jc w:val="center"/>
+      </w:pPr>
+      <w:r>
+        <w:rPr>
+          <w:noProof/>
+        </w:rPr>
+        <w:drawing>
+          <wp:inline distT="0" distB="0" distL="0" distR="0" wp14:anchorId="3A6A7AA1" wp14:editId="42B9E292">
+            <wp:extent cx="5940425" cy="8757920"/>
+            <wp:effectExtent l="0" t="0" r="3175" b="0"/>
+            <wp:docPr id="6" name="Рисунок 6"/>
+            <wp:cNvGraphicFramePr>
+              <a:graphicFrameLocks xmlns:a="http://schemas.openxmlformats.org/drawingml/2006/main" noChangeAspect="1"/>
+            </wp:cNvGraphicFramePr>
+            <a:graphic xmlns:a="http://schemas.openxmlformats.org/drawingml/2006/main">
+              <a:graphicData uri="http://schemas.openxmlformats.org/drawingml/2006/picture">
+                <pic:pic xmlns:pic="http://schemas.openxmlformats.org/drawingml/2006/picture">
+                  <pic:nvPicPr>
+                    <pic:cNvPr id="0" name="Picture 1"/>
+                    <pic:cNvPicPr>
+                      <a:picLocks noChangeAspect="1" noChangeArrowheads="1"/>
+                    </pic:cNvPicPr>
+                  </pic:nvPicPr>
+                  <pic:blipFill>
+                    <a:blip r:embed="rId11" cstate="print">
+                      <a:extLst>
+                        <a:ext uri="{28A0092B-C50C-407E-A947-70E740481C1C}">
+                          <a14:useLocalDpi xmlns:a14="http://schemas.microsoft.com/office/drawing/2010/main" val="0"/>
+                        </a:ext>
+                      </a:extLst>
+                    </a:blip>
+                    <a:srcRect/>
+                    <a:stretch>
+                      <a:fillRect/>
+                    </a:stretch>
+                  </pic:blipFill>
+                  <pic:spPr bwMode="auto">
+                    <a:xfrm>
+                      <a:off x="0" y="0"/>
+                      <a:ext cx="5940425" cy="8757920"/>
+                    </a:xfrm>
+                    <a:prstGeom prst="rect">
+                      <a:avLst/>
+                    </a:prstGeom>
+                    <a:noFill/>
+                    <a:ln>
+                      <a:noFill/>
+                    </a:ln>
+                  </pic:spPr>
+                </pic:pic>
+              </a:graphicData>
+            </a:graphic>
+          </wp:inline>
+        </w:drawing>
+      </w:r>
+    </w:p>
+    <w:p>
       <w:pPr>
         <w:pageBreakBefore/>
         <w:jc w:val="center"/>
@@ -1444,10 +1505,7 @@
         <w:ind w:firstLine="709"/>
       </w:pPr>
       <w:r>
-        <w:t>1.1 Целью работы является разработка системы «Расчёт концентрации при титровании» — веб-приложения для публикации и просмотра о</w:t>
-      </w:r>
-      <w:r>
-        <w:t>пытов титрования пар кислоты и щёлочи с изображением и видео. Система состоит из веб-сервиса и одностраничного клиентского приложения с мобильной компоновкой интерфейса.</w:t>
+        <w:t>1.1 Целью работы является разработка системы «Расчёт концентрации при титровании» — веб-приложения для публикации и просмотра опытов титрования пар кислоты и щёлочи с изображением и видео. Система состоит из веб-сервиса и одностраничного клиентского приложения с мобильной компоновкой интерфейса.</w:t>
       </w:r>
     </w:p>
     <w:p>
@@ -1470,10 +1528,49 @@
         <w:ind w:firstLine="709"/>
       </w:pPr>
       <w:r>
-        <w:t>2.1 Система предназначена для накопления и демонстрации опытов титрования</w:t>
-      </w:r>
-      <w:r>
-        <w:t xml:space="preserve">. Услугой в системе называется опыт титрования пары веществ. Для каждой услуги хранятся название, описание, значение </w:t>
+        <w:t xml:space="preserve">2.1 Система предназначена для накопления и демонстрации опытов титрования. Услугой в системе называется </w:t>
+      </w:r>
+      <w:r>
+        <w:rPr>
+          <w:color w:val="1F2328"/>
+          <w:shd w:val="clear" w:color="auto" w:fill="FFFFFF"/>
+        </w:rPr>
+        <w:t xml:space="preserve">пары кислоты и щелочи для титрования (H₂SO₄, </w:t>
+      </w:r>
+      <w:proofErr w:type="spellStart"/>
+      <w:r>
+        <w:rPr>
+          <w:color w:val="1F2328"/>
+          <w:shd w:val="clear" w:color="auto" w:fill="FFFFFF"/>
+        </w:rPr>
+        <w:t>HCl</w:t>
+      </w:r>
+      <w:proofErr w:type="spellEnd"/>
+      <w:r>
+        <w:rPr>
+          <w:color w:val="1F2328"/>
+          <w:shd w:val="clear" w:color="auto" w:fill="FFFFFF"/>
+        </w:rPr>
+        <w:t xml:space="preserve">, </w:t>
+      </w:r>
+      <w:proofErr w:type="spellStart"/>
+      <w:r>
+        <w:rPr>
+          <w:color w:val="1F2328"/>
+          <w:shd w:val="clear" w:color="auto" w:fill="FFFFFF"/>
+        </w:rPr>
+        <w:t>NaOH</w:t>
+      </w:r>
+      <w:proofErr w:type="spellEnd"/>
+      <w:r>
+        <w:rPr>
+          <w:color w:val="1F2328"/>
+          <w:shd w:val="clear" w:color="auto" w:fill="FFFFFF"/>
+        </w:rPr>
+        <w:t>, KOH)</w:t>
+      </w:r>
+      <w:r>
+        <w:t xml:space="preserve">. Для каждой услуги хранятся название, описание, значение </w:t>
       </w:r>
       <w:proofErr w:type="spellStart"/>
       <w:r>
@@ -1501,10 +1598,7 @@
         </w:numPr>
       </w:pPr>
       <w:r>
-        <w:t>гость — неавторизованный пользователь: просматривае</w:t>
-      </w:r>
-      <w:r>
-        <w:t>т опубликованные услуги в ленте и на плитке, фильтрует их по минимальной концентрации, может зарегистрироваться и пройти аутентификацию; изменять данные не может;</w:t>
+        <w:t>гость — неавторизованный пользователь: просматривает опубликованные услуги в ленте и на плитке, фильтрует их по минимальной концентрации, может зарегистрироваться и пройти аутентификацию; изменять данные не может;</w:t>
       </w:r>
     </w:p>
     <w:p>
@@ -1516,10 +1610,7 @@
         </w:numPr>
       </w:pPr>
       <w:r>
-        <w:t>создатель — аутентифицированный пользователь: дополнительно добавляет услуги с изображением и</w:t>
-      </w:r>
-      <w:r>
-        <w:t xml:space="preserve"> видео, публикует их, удаляет свои услуги и ставит лайки.</w:t>
+        <w:t>создатель — аутентифицированный пользователь: дополнительно добавляет услуги с изображением и видео, публикует их, удаляет свои услуги и ставит лайки.</w:t>
       </w:r>
     </w:p>
     <w:p>
@@ -1550,10 +1641,7 @@
         <w:ind w:firstLine="709"/>
       </w:pPr>
       <w:r>
-        <w:t>3.</w:t>
-      </w:r>
-      <w:r>
-        <w:t xml:space="preserve">1 Разработать дизайн трёх страниц — «лента», «добавление», «плитка» — в портретном мобильном формате с нижней панелью вкладок и реализовать </w:t>
+        <w:t xml:space="preserve">3.1 Разработать дизайн трёх страниц — «лента», «добавление», «плитка» — в портретном мобильном формате с нижней панелью вкладок и реализовать </w:t>
       </w:r>
       <w:r>
         <w:lastRenderedPageBreak/>
@@ -1648,10 +1736,7 @@
         </w:rPr>
       </w:pPr>
       <w:r>
-        <w:t>3.3 Разработать веб-сервис RES</w:t>
-      </w:r>
-      <w:r>
-        <w:t>T со всей бизнес-логикой: список услуг с фильтрацией, лента, черновик, добавление с загрузкой файлов, публикация, удаление, лайк. Технологии</w:t>
+        <w:t>3.3 Разработать веб-сервис REST со всей бизнес-логикой: список услуг с фильтрацией, лента, черновик, добавление с загрузкой файлов, публикация, удаление, лайк. Технологии</w:t>
       </w:r>
       <w:r>
         <w:rPr>
@@ -1725,10 +1810,7 @@
         <w:ind w:firstLine="709"/>
       </w:pPr>
       <w:r>
-        <w:t>3.4 Завершить бэкенд: р</w:t>
-      </w:r>
-      <w:r>
-        <w:t xml:space="preserve">егистрация, аутентификация и авторизация по сессиям, автозаполнение создателя услуги, документация методов. Технологии: сессии и куки, </w:t>
+        <w:t xml:space="preserve">3.4 Завершить бэкенд: регистрация, аутентификация и авторизация по сессиям, автозаполнение создателя услуги, документация методов. Технологии: сессии и куки, </w:t>
       </w:r>
       <w:proofErr w:type="spellStart"/>
       <w:r>
@@ -1760,7 +1842,7 @@
       </w:r>
       <w:proofErr w:type="spellEnd"/>
       <w:r>
-        <w:t xml:space="preserve"> (@nestjs/swagger), draw.io (диаграмма последовательности).</w:t>
+        <w:t xml:space="preserve"> (@nestjs/swagger), Lua-скрипт в Redis (ограничение неудачных попыток входа), draw.io (диаграмма последовательности).</w:t>
       </w:r>
     </w:p>
     <w:p>
@@ -1768,10 +1850,7 @@
         <w:ind w:firstLine="709"/>
       </w:pPr>
       <w:r>
-        <w:t>3.5 Разработать базово</w:t>
-      </w:r>
-      <w:r>
-        <w:t xml:space="preserve">е одностраничное приложение для гостя на тестовых данных: лента, плитка с фильтром, страница входа, нижняя навигация. Технологии: </w:t>
+        <w:t xml:space="preserve">3.5 Разработать базовое одностраничное приложение для гостя на тестовых данных: лента, плитка с фильтром, страница входа, нижняя навигация. Технологии: </w:t>
       </w:r>
       <w:proofErr w:type="spellStart"/>
       <w:r>
@@ -1811,10 +1890,7 @@
         <w:ind w:firstLine="709"/>
       </w:pPr>
       <w:r>
-        <w:t>3.6 Завершить интерфейс пользователя: подключение к веб-сервису, аутентификация, стр</w:t>
-      </w:r>
-      <w:r>
-        <w:t xml:space="preserve">аница добавления услуги, кнопки удаления и лайков. Технологии: </w:t>
+        <w:t xml:space="preserve">3.6 Завершить интерфейс пользователя: подключение к веб-сервису, аутентификация, страница добавления услуги, кнопки удаления и лайков. Технологии: </w:t>
       </w:r>
       <w:proofErr w:type="spellStart"/>
       <w:r>
@@ -1870,10 +1946,7 @@
         <w:ind w:firstLine="709"/>
       </w:pPr>
       <w:r>
-        <w:t>3.7 Внедрить адаптивность и развернуть приложение: адаптивная в</w:t>
-      </w:r>
-      <w:r>
-        <w:t xml:space="preserve">ёрстка трёх страниц, режим PWA, нативное приложение для гостя. Технологии: </w:t>
+        <w:t xml:space="preserve">3.7 Внедрить адаптивность и развернуть приложение: адаптивная вёрстка трёх страниц, режим PWA, нативное приложение для гостя. Технологии: </w:t>
       </w:r>
       <w:proofErr w:type="spellStart"/>
       <w:r>
@@ -1933,10 +2006,7 @@
       </w:r>
       <w:proofErr w:type="spellStart"/>
       <w:r>
-        <w:t>P</w:t>
-      </w:r>
-      <w:r>
-        <w:t>ages</w:t>
+        <w:t>Pages</w:t>
       </w:r>
       <w:proofErr w:type="spellEnd"/>
       <w:r>
@@ -1972,6 +2042,7 @@
         <w:ind w:firstLine="709"/>
       </w:pPr>
       <w:r>
+        <w:lastRenderedPageBreak/>
         <w:t xml:space="preserve">3.9 Подготовить документацию: расчётно-пояснительную записку, техническое задание, диаграммы, описание методов веб-сервиса. Технологии: draw.io, </w:t>
       </w:r>
       <w:proofErr w:type="spellStart"/>
@@ -1988,15 +2059,11 @@
         <w:ind w:firstLine="709"/>
       </w:pPr>
       <w:r>
-        <w:lastRenderedPageBreak/>
         <w:t xml:space="preserve">3.10 Вести исходный код в репозитории </w:t>
       </w:r>
       <w:proofErr w:type="spellStart"/>
       <w:r>
-        <w:t>G</w:t>
-      </w:r>
-      <w:r>
-        <w:t>it</w:t>
+        <w:t>Git</w:t>
       </w:r>
       <w:proofErr w:type="spellEnd"/>
       <w:r>
@@ -2071,10 +2138,7 @@
       </w:r>
       <w:proofErr w:type="spellEnd"/>
       <w:r>
-        <w:t>. Р</w:t>
-      </w:r>
-      <w:r>
-        <w:t>езультат определяется кодом состояния HTTP. Полное описание методов приведено в приложении 2.</w:t>
+        <w:t>. Результат определяется кодом состояния HTTP. Полное описание методов приведено в приложении 2.</w:t>
       </w:r>
     </w:p>
     <w:p>
@@ -2104,46 +2168,188 @@
     <w:p>
       <w:pPr>
         <w:ind w:firstLine="709"/>
-        <w:rPr>
-          <w:lang w:val="en-US"/>
-        </w:rPr>
-      </w:pPr>
-      <w:r>
-        <w:rPr>
-          <w:lang w:val="en-US"/>
-        </w:rPr>
-        <w:t>4.1.2 GET /</w:t>
-      </w:r>
-      <w:proofErr w:type="spellStart"/>
-      <w:r>
-        <w:rPr>
-          <w:lang w:val="en-US"/>
-        </w:rPr>
+      </w:pPr>
+      <w:r>
+        <w:t>4.1.</w:t>
+      </w:r>
+      <w:r>
+        <w:t>2</w:t>
+      </w:r>
+      <w:r>
+        <w:t xml:space="preserve"> GET /</w:t>
+      </w:r>
+      <w:proofErr w:type="spellStart"/>
+      <w:r>
         <w:t>api</w:t>
       </w:r>
       <w:proofErr w:type="spellEnd"/>
       <w:r>
-        <w:rPr>
-          <w:lang w:val="en-US"/>
-        </w:rPr>
         <w:t>/</w:t>
       </w:r>
       <w:proofErr w:type="spellStart"/>
       <w:r>
-        <w:rPr>
-          <w:lang w:val="en-US"/>
-        </w:rPr>
         <w:t>titration_pairs</w:t>
       </w:r>
       <w:proofErr w:type="spellEnd"/>
       <w:r>
-        <w:rPr>
-          <w:lang w:val="en-US"/>
-        </w:rPr>
-        <w:t xml:space="preserve">/feed — </w:t>
-      </w:r>
-      <w:r>
-        <w:t>первая</w:t>
+        <w:t>/</w:t>
+      </w:r>
+      <w:proofErr w:type="spellStart"/>
+      <w:r>
+        <w:t>feed</w:t>
+      </w:r>
+      <w:proofErr w:type="spellEnd"/>
+      <w:r>
+        <w:t>/:</w:t>
+      </w:r>
+      <w:proofErr w:type="spellStart"/>
+      <w:r>
+        <w:t>id</w:t>
+      </w:r>
+      <w:proofErr w:type="spellEnd"/>
+      <w:r>
+        <w:t xml:space="preserve"> — запись ленты по идентификатору; с параметром </w:t>
+      </w:r>
+      <w:proofErr w:type="spellStart"/>
+      <w:r>
+        <w:t>next</w:t>
+      </w:r>
+      <w:proofErr w:type="spellEnd"/>
+      <w:r>
+        <w:t>=</w:t>
+      </w:r>
+      <w:proofErr w:type="spellStart"/>
+      <w:r>
+        <w:t>true</w:t>
+      </w:r>
+      <w:proofErr w:type="spellEnd"/>
+      <w:r>
+        <w:t xml:space="preserve"> — следующая запись.</w:t>
+      </w:r>
+    </w:p>
+    <w:p>
+      <w:pPr>
+        <w:ind w:firstLine="709"/>
+      </w:pPr>
+      <w:r>
+        <w:t>4.1.</w:t>
+      </w:r>
+      <w:r>
+        <w:t xml:space="preserve">3 </w:t>
+      </w:r>
+      <w:r>
+        <w:t>GET /</w:t>
+      </w:r>
+      <w:proofErr w:type="spellStart"/>
+      <w:r>
+        <w:t>api</w:t>
+      </w:r>
+      <w:proofErr w:type="spellEnd"/>
+      <w:r>
+        <w:t>/</w:t>
+      </w:r>
+      <w:proofErr w:type="spellStart"/>
+      <w:r>
+        <w:t>titration_pairs</w:t>
+      </w:r>
+      <w:proofErr w:type="spellEnd"/>
+      <w:r>
+        <w:t>/</w:t>
+      </w:r>
+      <w:proofErr w:type="spellStart"/>
+      <w:r>
+        <w:t>draft</w:t>
+      </w:r>
+      <w:proofErr w:type="spellEnd"/>
+      <w:r>
+        <w:t xml:space="preserve"> — черновик текущего пользователя.</w:t>
+      </w:r>
+    </w:p>
+    <w:p>
+      <w:pPr>
+        <w:ind w:firstLine="709"/>
+      </w:pPr>
+      <w:r>
+        <w:t>4.1.</w:t>
+      </w:r>
+      <w:r>
+        <w:t>4</w:t>
+      </w:r>
+      <w:r>
+        <w:t xml:space="preserve"> POST /</w:t>
+      </w:r>
+      <w:proofErr w:type="spellStart"/>
+      <w:r>
+        <w:t>api</w:t>
+      </w:r>
+      <w:proofErr w:type="spellEnd"/>
+      <w:r>
+        <w:t>/</w:t>
+      </w:r>
+      <w:proofErr w:type="spellStart"/>
+      <w:r>
+        <w:t>titration_pairs</w:t>
+      </w:r>
+      <w:proofErr w:type="spellEnd"/>
+      <w:r>
+        <w:t xml:space="preserve"> — создание услуги-черновика с изображением и видео.</w:t>
+      </w:r>
+    </w:p>
+    <w:p>
+      <w:pPr>
+        <w:ind w:firstLine="709"/>
+        <w:rPr>
+          <w:lang w:val="en-US"/>
+        </w:rPr>
+      </w:pPr>
+      <w:r>
+        <w:rPr>
+          <w:lang w:val="en-US"/>
+        </w:rPr>
+        <w:t>4.1.</w:t>
+      </w:r>
+      <w:r>
+        <w:rPr>
+          <w:lang w:val="en-US"/>
+        </w:rPr>
+        <w:t xml:space="preserve">5 </w:t>
+      </w:r>
+      <w:r>
+        <w:rPr>
+          <w:lang w:val="en-US"/>
+        </w:rPr>
+        <w:t>PUT /</w:t>
+      </w:r>
+      <w:proofErr w:type="spellStart"/>
+      <w:r>
+        <w:rPr>
+          <w:lang w:val="en-US"/>
+        </w:rPr>
+        <w:t>api</w:t>
+      </w:r>
+      <w:proofErr w:type="spellEnd"/>
+      <w:r>
+        <w:rPr>
+          <w:lang w:val="en-US"/>
+        </w:rPr>
+        <w:t>/</w:t>
+      </w:r>
+      <w:proofErr w:type="spellStart"/>
+      <w:r>
+        <w:rPr>
+          <w:lang w:val="en-US"/>
+        </w:rPr>
+        <w:t>titration_pairs</w:t>
+      </w:r>
+      <w:proofErr w:type="spellEnd"/>
+      <w:r>
+        <w:rPr>
+          <w:lang w:val="en-US"/>
+        </w:rPr>
+        <w:t xml:space="preserve">/:id — </w:t>
+      </w:r>
+      <w:r>
+        <w:t>публикация</w:t>
       </w:r>
       <w:r>
         <w:rPr>
@@ -2152,7 +2358,70 @@
         <w:t xml:space="preserve"> </w:t>
       </w:r>
       <w:r>
-        <w:t>запись</w:t>
+        <w:t>услуги</w:t>
+      </w:r>
+      <w:r>
+        <w:rPr>
+          <w:lang w:val="en-US"/>
+        </w:rPr>
+        <w:t>.</w:t>
+      </w:r>
+    </w:p>
+    <w:p>
+      <w:pPr>
+        <w:ind w:firstLine="709"/>
+        <w:rPr>
+          <w:lang w:val="en-US"/>
+        </w:rPr>
+      </w:pPr>
+      <w:r>
+        <w:rPr>
+          <w:lang w:val="en-US"/>
+        </w:rPr>
+        <w:t>4.1.</w:t>
+      </w:r>
+      <w:r>
+        <w:rPr>
+          <w:lang w:val="en-US"/>
+        </w:rPr>
+        <w:t xml:space="preserve">6 </w:t>
+      </w:r>
+      <w:r>
+        <w:rPr>
+          <w:lang w:val="en-US"/>
+        </w:rPr>
+        <w:t>DELETE /</w:t>
+      </w:r>
+      <w:proofErr w:type="spellStart"/>
+      <w:r>
+        <w:rPr>
+          <w:lang w:val="en-US"/>
+        </w:rPr>
+        <w:t>api</w:t>
+      </w:r>
+      <w:proofErr w:type="spellEnd"/>
+      <w:r>
+        <w:rPr>
+          <w:lang w:val="en-US"/>
+        </w:rPr>
+        <w:t>/</w:t>
+      </w:r>
+      <w:proofErr w:type="spellStart"/>
+      <w:r>
+        <w:rPr>
+          <w:lang w:val="en-US"/>
+        </w:rPr>
+        <w:t>titration_pairs</w:t>
+      </w:r>
+      <w:proofErr w:type="spellEnd"/>
+      <w:r>
+        <w:rPr>
+          <w:lang w:val="en-US"/>
+        </w:rPr>
+        <w:t xml:space="preserve">/:id — </w:t>
+      </w:r>
+      <w:r>
+        <w:t>логическое</w:t>
       </w:r>
       <w:r>
         <w:rPr>
@@ -2161,7 +2430,16 @@
         <w:t xml:space="preserve"> </w:t>
       </w:r>
       <w:r>
-        <w:t>ленты</w:t>
+        <w:t>удаление</w:t>
+      </w:r>
+      <w:r>
+        <w:rPr>
+          <w:lang w:val="en-US"/>
+        </w:rPr>
+        <w:t xml:space="preserve"> </w:t>
+      </w:r>
+      <w:r>
+        <w:t>услуги</w:t>
       </w:r>
       <w:r>
         <w:rPr>
@@ -2173,35 +2451,770 @@
     <w:p>
       <w:pPr>
         <w:ind w:firstLine="709"/>
-      </w:pPr>
-      <w:r>
-        <w:t>4.</w:t>
-      </w:r>
-      <w:r>
-        <w:t>1.3 GET /</w:t>
-      </w:r>
-      <w:proofErr w:type="spellStart"/>
-      <w:r>
+        <w:rPr>
+          <w:lang w:val="en-US"/>
+        </w:rPr>
+      </w:pPr>
+      <w:r>
+        <w:rPr>
+          <w:lang w:val="en-US"/>
+        </w:rPr>
+        <w:t>4.1.</w:t>
+      </w:r>
+      <w:r>
+        <w:rPr>
+          <w:lang w:val="en-US"/>
+        </w:rPr>
+        <w:t xml:space="preserve">7 </w:t>
+      </w:r>
+      <w:r>
+        <w:rPr>
+          <w:lang w:val="en-US"/>
+        </w:rPr>
+        <w:t>POST /</w:t>
+      </w:r>
+      <w:proofErr w:type="spellStart"/>
+      <w:r>
+        <w:rPr>
+          <w:lang w:val="en-US"/>
+        </w:rPr>
         <w:t>api</w:t>
       </w:r>
       <w:proofErr w:type="spellEnd"/>
       <w:r>
+        <w:rPr>
+          <w:lang w:val="en-US"/>
+        </w:rPr>
         <w:t>/</w:t>
       </w:r>
       <w:proofErr w:type="spellStart"/>
       <w:r>
+        <w:rPr>
+          <w:lang w:val="en-US"/>
+        </w:rPr>
         <w:t>titration_pairs</w:t>
       </w:r>
       <w:proofErr w:type="spellEnd"/>
       <w:r>
+        <w:rPr>
+          <w:lang w:val="en-US"/>
+        </w:rPr>
+        <w:t xml:space="preserve">/:id/like — </w:t>
+      </w:r>
+      <w:r>
+        <w:t>постановка</w:t>
+      </w:r>
+      <w:r>
+        <w:rPr>
+          <w:lang w:val="en-US"/>
+        </w:rPr>
+        <w:t xml:space="preserve"> </w:t>
+      </w:r>
+      <w:r>
+        <w:t>и</w:t>
+      </w:r>
+      <w:r>
+        <w:rPr>
+          <w:lang w:val="en-US"/>
+        </w:rPr>
+        <w:t xml:space="preserve"> </w:t>
+      </w:r>
+      <w:r>
+        <w:t>снятие</w:t>
+      </w:r>
+      <w:r>
+        <w:rPr>
+          <w:lang w:val="en-US"/>
+        </w:rPr>
+        <w:t xml:space="preserve"> </w:t>
+      </w:r>
+      <w:r>
+        <w:t>лайка</w:t>
+      </w:r>
+      <w:r>
+        <w:rPr>
+          <w:lang w:val="en-US"/>
+        </w:rPr>
+        <w:t>.</w:t>
+      </w:r>
+    </w:p>
+    <w:p>
+      <w:pPr>
+        <w:ind w:firstLine="709"/>
+        <w:rPr>
+          <w:lang w:val="en-US"/>
+        </w:rPr>
+      </w:pPr>
+      <w:r>
+        <w:rPr>
+          <w:lang w:val="en-US"/>
+        </w:rPr>
+        <w:t>4.1.</w:t>
+      </w:r>
+      <w:r>
+        <w:rPr>
+          <w:lang w:val="en-US"/>
+        </w:rPr>
+        <w:t>8</w:t>
+      </w:r>
+      <w:r>
+        <w:rPr>
+          <w:lang w:val="en-US"/>
+        </w:rPr>
+        <w:t xml:space="preserve"> POST /</w:t>
+      </w:r>
+      <w:proofErr w:type="spellStart"/>
+      <w:r>
+        <w:rPr>
+          <w:lang w:val="en-US"/>
+        </w:rPr>
+        <w:t>api</w:t>
+      </w:r>
+      <w:proofErr w:type="spellEnd"/>
+      <w:r>
+        <w:rPr>
+          <w:lang w:val="en-US"/>
+        </w:rPr>
         <w:t>/</w:t>
       </w:r>
       <w:proofErr w:type="spellStart"/>
       <w:r>
+        <w:rPr>
+          <w:lang w:val="en-US"/>
+        </w:rPr>
+        <w:t>titration_pairs</w:t>
+      </w:r>
+      <w:proofErr w:type="spellEnd"/>
+      <w:r>
+        <w:rPr>
+          <w:lang w:val="en-US"/>
+        </w:rPr>
+        <w:t xml:space="preserve">/users — </w:t>
+      </w:r>
+      <w:r>
+        <w:t>регистрация</w:t>
+      </w:r>
+      <w:r>
+        <w:rPr>
+          <w:lang w:val="en-US"/>
+        </w:rPr>
+        <w:t xml:space="preserve"> </w:t>
+      </w:r>
+      <w:r>
+        <w:t>пользователя</w:t>
+      </w:r>
+      <w:r>
+        <w:rPr>
+          <w:lang w:val="en-US"/>
+        </w:rPr>
+        <w:t>.</w:t>
+      </w:r>
+    </w:p>
+    <w:p>
+      <w:pPr>
+        <w:ind w:firstLine="709"/>
+        <w:rPr>
+          <w:lang w:val="en-US"/>
+        </w:rPr>
+      </w:pPr>
+      <w:r>
+        <w:rPr>
+          <w:lang w:val="en-US"/>
+        </w:rPr>
+        <w:t>4.1.</w:t>
+      </w:r>
+      <w:r>
+        <w:rPr>
+          <w:lang w:val="en-US"/>
+        </w:rPr>
+        <w:t>9</w:t>
+      </w:r>
+      <w:r>
+        <w:rPr>
+          <w:lang w:val="en-US"/>
+        </w:rPr>
+        <w:t xml:space="preserve"> POST /</w:t>
+      </w:r>
+      <w:proofErr w:type="spellStart"/>
+      <w:r>
+        <w:rPr>
+          <w:lang w:val="en-US"/>
+        </w:rPr>
+        <w:t>api</w:t>
+      </w:r>
+      <w:proofErr w:type="spellEnd"/>
+      <w:r>
+        <w:rPr>
+          <w:lang w:val="en-US"/>
+        </w:rPr>
+        <w:t>/</w:t>
+      </w:r>
+      <w:proofErr w:type="spellStart"/>
+      <w:r>
+        <w:rPr>
+          <w:lang w:val="en-US"/>
+        </w:rPr>
+        <w:t>titration_pairs</w:t>
+      </w:r>
+      <w:proofErr w:type="spellEnd"/>
+      <w:r>
+        <w:rPr>
+          <w:lang w:val="en-US"/>
+        </w:rPr>
+        <w:t xml:space="preserve">/users/login — </w:t>
+      </w:r>
+      <w:r>
+        <w:t>аутентификация</w:t>
+      </w:r>
+      <w:r>
+        <w:rPr>
+          <w:lang w:val="en-US"/>
+        </w:rPr>
+        <w:t>.</w:t>
+      </w:r>
+    </w:p>
+    <w:p>
+      <w:pPr>
+        <w:ind w:firstLine="709"/>
+        <w:rPr>
+          <w:lang w:val="en-US"/>
+        </w:rPr>
+      </w:pPr>
+      <w:r>
+        <w:rPr>
+          <w:lang w:val="en-US"/>
+        </w:rPr>
+        <w:t>4.1.1</w:t>
+      </w:r>
+      <w:r>
+        <w:rPr>
+          <w:lang w:val="en-US"/>
+        </w:rPr>
+        <w:t>0</w:t>
+      </w:r>
+      <w:r>
+        <w:rPr>
+          <w:lang w:val="en-US"/>
+        </w:rPr>
+        <w:t xml:space="preserve"> POST /</w:t>
+      </w:r>
+      <w:proofErr w:type="spellStart"/>
+      <w:r>
+        <w:rPr>
+          <w:lang w:val="en-US"/>
+        </w:rPr>
+        <w:t>api</w:t>
+      </w:r>
+      <w:proofErr w:type="spellEnd"/>
+      <w:r>
+        <w:rPr>
+          <w:lang w:val="en-US"/>
+        </w:rPr>
+        <w:t>/</w:t>
+      </w:r>
+      <w:proofErr w:type="spellStart"/>
+      <w:r>
+        <w:rPr>
+          <w:lang w:val="en-US"/>
+        </w:rPr>
+        <w:t>titration_pairs</w:t>
+      </w:r>
+      <w:proofErr w:type="spellEnd"/>
+      <w:r>
+        <w:rPr>
+          <w:lang w:val="en-US"/>
+        </w:rPr>
+        <w:t xml:space="preserve">/users/logout — </w:t>
+      </w:r>
+      <w:proofErr w:type="spellStart"/>
+      <w:r>
+        <w:t>деавторизация</w:t>
+      </w:r>
+      <w:proofErr w:type="spellEnd"/>
+      <w:r>
+        <w:rPr>
+          <w:lang w:val="en-US"/>
+        </w:rPr>
+        <w:t>.</w:t>
+      </w:r>
+    </w:p>
+    <w:p>
+      <w:pPr>
+        <w:ind w:firstLine="709"/>
+      </w:pPr>
+      <w:r>
+        <w:t>4.2 Меню.</w:t>
+      </w:r>
+    </w:p>
+    <w:p>
+      <w:pPr>
+        <w:ind w:firstLine="709"/>
+      </w:pPr>
+      <w:r>
+        <w:t>4.2.1 Меню представляет собой нижнюю панель вкладок из четырёх пунктов: «Лента», «Добавление», «Плитка» и «Вход». Меню отображается на всех страницах.</w:t>
+      </w:r>
+    </w:p>
+    <w:p>
+      <w:pPr>
+        <w:ind w:firstLine="709"/>
+      </w:pPr>
+      <w:r>
+        <w:t>4.2.2 Гостю доступны пункты «Лента», «Плитка» и «Вход». Пункт «Добавление» гостю недоступен.</w:t>
+      </w:r>
+    </w:p>
+    <w:p>
+      <w:pPr>
+        <w:ind w:firstLine="709"/>
+      </w:pPr>
+      <w:r>
+        <w:lastRenderedPageBreak/>
+        <w:t>4.2.3 Создателю доступны все пункты; вместо пункта «Вход» отображается пункт «Выход». При выборе пункта «Выход» вызывается метод POST /</w:t>
+      </w:r>
+      <w:proofErr w:type="spellStart"/>
+      <w:r>
+        <w:t>api</w:t>
+      </w:r>
+      <w:proofErr w:type="spellEnd"/>
+      <w:r>
+        <w:t>/</w:t>
+      </w:r>
+      <w:proofErr w:type="spellStart"/>
+      <w:r>
+        <w:t>titration_pairs</w:t>
+      </w:r>
+      <w:proofErr w:type="spellEnd"/>
+      <w:r>
+        <w:t>/</w:t>
+      </w:r>
+      <w:proofErr w:type="spellStart"/>
+      <w:r>
+        <w:t>users</w:t>
+      </w:r>
+      <w:proofErr w:type="spellEnd"/>
+      <w:r>
+        <w:t>/</w:t>
+      </w:r>
+      <w:proofErr w:type="spellStart"/>
+      <w:r>
+        <w:t>logout</w:t>
+      </w:r>
+      <w:proofErr w:type="spellEnd"/>
+      <w:r>
+        <w:t>, фильтр плитки сбрасывается, пользователь становится гостем.</w:t>
+      </w:r>
+    </w:p>
+    <w:p>
+      <w:pPr>
+        <w:ind w:firstLine="709"/>
+      </w:pPr>
+      <w:r>
+        <w:t>4.3 Страница аутентификации.</w:t>
+      </w:r>
+    </w:p>
+    <w:p>
+      <w:pPr>
+        <w:ind w:firstLine="709"/>
+      </w:pPr>
+      <w:r>
+        <w:t>4.3.1 Гость вводит логин и пароль и выполняет вход. Вызывается</w:t>
+      </w:r>
+      <w:r>
+        <w:rPr>
+          <w:lang w:val="en-US"/>
+        </w:rPr>
+        <w:t xml:space="preserve"> </w:t>
+      </w:r>
+      <w:r>
+        <w:t>метод</w:t>
+      </w:r>
+      <w:r>
+        <w:rPr>
+          <w:lang w:val="en-US"/>
+        </w:rPr>
+        <w:t xml:space="preserve"> POST /</w:t>
+      </w:r>
+      <w:proofErr w:type="spellStart"/>
+      <w:r>
+        <w:rPr>
+          <w:lang w:val="en-US"/>
+        </w:rPr>
+        <w:t>api</w:t>
+      </w:r>
+      <w:proofErr w:type="spellEnd"/>
+      <w:r>
+        <w:rPr>
+          <w:lang w:val="en-US"/>
+        </w:rPr>
+        <w:t>/</w:t>
+      </w:r>
+      <w:proofErr w:type="spellStart"/>
+      <w:r>
+        <w:rPr>
+          <w:lang w:val="en-US"/>
+        </w:rPr>
+        <w:t>titration_pairs</w:t>
+      </w:r>
+      <w:proofErr w:type="spellEnd"/>
+      <w:r>
+        <w:rPr>
+          <w:lang w:val="en-US"/>
+        </w:rPr>
+        <w:t xml:space="preserve">/users/login. </w:t>
+      </w:r>
+      <w:r>
+        <w:t>При успехе пользователь становится создателем и переходит на плитку, при ошибке выводится сообщение о неверном логине или пароле. После пяти неудачных попыток подряд вход под этим логином блокируется на 15 минут (код 429).</w:t>
+      </w:r>
+    </w:p>
+    <w:p>
+      <w:pPr>
+        <w:ind w:firstLine="709"/>
+      </w:pPr>
+      <w:r>
+        <w:t>4.3.2 Гость может зарегистрироваться, указав логин и пароль. Вызывается</w:t>
+      </w:r>
+      <w:r>
+        <w:rPr>
+          <w:lang w:val="en-US"/>
+        </w:rPr>
+        <w:t xml:space="preserve"> </w:t>
+      </w:r>
+      <w:r>
+        <w:t>метод</w:t>
+      </w:r>
+      <w:r>
+        <w:rPr>
+          <w:lang w:val="en-US"/>
+        </w:rPr>
+        <w:t xml:space="preserve"> POST /</w:t>
+      </w:r>
+      <w:proofErr w:type="spellStart"/>
+      <w:r>
+        <w:rPr>
+          <w:lang w:val="en-US"/>
+        </w:rPr>
+        <w:t>api</w:t>
+      </w:r>
+      <w:proofErr w:type="spellEnd"/>
+      <w:r>
+        <w:rPr>
+          <w:lang w:val="en-US"/>
+        </w:rPr>
+        <w:t>/</w:t>
+      </w:r>
+      <w:proofErr w:type="spellStart"/>
+      <w:r>
+        <w:rPr>
+          <w:lang w:val="en-US"/>
+        </w:rPr>
+        <w:t>titration_pairs</w:t>
+      </w:r>
+      <w:proofErr w:type="spellEnd"/>
+      <w:r>
+        <w:rPr>
+          <w:lang w:val="en-US"/>
+        </w:rPr>
+        <w:t xml:space="preserve">/users. </w:t>
+      </w:r>
+      <w:r>
+        <w:t>Если логин занят, выводится сообщение об ошибке.</w:t>
+      </w:r>
+    </w:p>
+    <w:p>
+      <w:pPr>
+        <w:ind w:firstLine="709"/>
+      </w:pPr>
+      <w:r>
+        <w:t>4.3.3 Создателю страница аутентификации недоступна; выход выполняется через меню.</w:t>
+      </w:r>
+    </w:p>
+    <w:p>
+      <w:pPr>
+        <w:ind w:firstLine="709"/>
+      </w:pPr>
+      <w:r>
+        <w:t>4.4 Страница «Плитка услуг».</w:t>
+      </w:r>
+    </w:p>
+    <w:p>
+      <w:pPr>
+        <w:ind w:firstLine="709"/>
+      </w:pPr>
+      <w:r>
+        <w:t xml:space="preserve">4.4.1 Гостю и создателю отображаются карточки опубликованных услуг: изображение, название, значение </w:t>
+      </w:r>
+      <w:proofErr w:type="spellStart"/>
+      <w:r>
+        <w:t>pH</w:t>
+      </w:r>
+      <w:proofErr w:type="spellEnd"/>
+      <w:r>
+        <w:t>, концентрация и число лайков. Вызывается метод GET /</w:t>
+      </w:r>
+      <w:proofErr w:type="spellStart"/>
+      <w:r>
+        <w:t>api</w:t>
+      </w:r>
+      <w:proofErr w:type="spellEnd"/>
+      <w:r>
+        <w:t>/</w:t>
+      </w:r>
+      <w:proofErr w:type="spellStart"/>
+      <w:r>
+        <w:t>titration_pairs</w:t>
+      </w:r>
+      <w:proofErr w:type="spellEnd"/>
+      <w:r>
+        <w:t>.</w:t>
+      </w:r>
+    </w:p>
+    <w:p>
+      <w:pPr>
+        <w:ind w:firstLine="709"/>
+      </w:pPr>
+      <w:r>
+        <w:t>4.4.2 Гость и создатель могут отфильтровать услуги по минимальной концентрации. Вызывается метод GET /</w:t>
+      </w:r>
+      <w:proofErr w:type="spellStart"/>
+      <w:r>
+        <w:t>api</w:t>
+      </w:r>
+      <w:proofErr w:type="spellEnd"/>
+      <w:r>
+        <w:t>/</w:t>
+      </w:r>
+      <w:proofErr w:type="spellStart"/>
+      <w:r>
+        <w:t>titration_pairs?minConcentration</w:t>
+      </w:r>
+      <w:proofErr w:type="spellEnd"/>
+      <w:r>
+        <w:t>=&lt;значение&gt;; фильтрация выполняется на бэкенде.</w:t>
+      </w:r>
+    </w:p>
+    <w:p>
+      <w:pPr>
+        <w:ind w:firstLine="709"/>
+        <w:rPr>
+          <w:lang w:val="en-US"/>
+        </w:rPr>
+      </w:pPr>
+      <w:r>
+        <w:t>4.4.3 Выбор карточки открывает услугу в ленте. Вызывается</w:t>
+      </w:r>
+      <w:r>
+        <w:rPr>
+          <w:lang w:val="en-US"/>
+        </w:rPr>
+        <w:t xml:space="preserve"> </w:t>
+      </w:r>
+      <w:r>
+        <w:t>метод</w:t>
+      </w:r>
+      <w:r>
+        <w:rPr>
+          <w:lang w:val="en-US"/>
+        </w:rPr>
+        <w:t xml:space="preserve"> GET /</w:t>
+      </w:r>
+      <w:proofErr w:type="spellStart"/>
+      <w:r>
+        <w:rPr>
+          <w:lang w:val="en-US"/>
+        </w:rPr>
+        <w:t>api</w:t>
+      </w:r>
+      <w:proofErr w:type="spellEnd"/>
+      <w:r>
+        <w:rPr>
+          <w:lang w:val="en-US"/>
+        </w:rPr>
+        <w:t>/</w:t>
+      </w:r>
+      <w:proofErr w:type="spellStart"/>
+      <w:r>
+        <w:rPr>
+          <w:lang w:val="en-US"/>
+        </w:rPr>
+        <w:t>titration_pairs</w:t>
+      </w:r>
+      <w:proofErr w:type="spellEnd"/>
+      <w:r>
+        <w:rPr>
+          <w:lang w:val="en-US"/>
+        </w:rPr>
+        <w:t>/feed/:id.</w:t>
+      </w:r>
+    </w:p>
+    <w:p>
+      <w:pPr>
+        <w:ind w:firstLine="709"/>
+      </w:pPr>
+      <w:r>
+        <w:t>4.4.4 Создателю на карточках своих услуг доступна кнопка удаления. Вызывается метод DELETE /</w:t>
+      </w:r>
+      <w:proofErr w:type="spellStart"/>
+      <w:r>
+        <w:t>api</w:t>
+      </w:r>
+      <w:proofErr w:type="spellEnd"/>
+      <w:r>
+        <w:t>/</w:t>
+      </w:r>
+      <w:proofErr w:type="spellStart"/>
+      <w:r>
+        <w:t>titration_pairs</w:t>
+      </w:r>
+      <w:proofErr w:type="spellEnd"/>
+      <w:r>
+        <w:t>/:</w:t>
+      </w:r>
+      <w:proofErr w:type="spellStart"/>
+      <w:r>
+        <w:t>id</w:t>
+      </w:r>
+      <w:proofErr w:type="spellEnd"/>
+      <w:r>
+        <w:t>. Гостю кнопка удаления недоступна.</w:t>
+      </w:r>
+    </w:p>
+    <w:p>
+      <w:pPr>
+        <w:ind w:firstLine="709"/>
+      </w:pPr>
+      <w:r>
+        <w:t>4.5 Страница «Лента».</w:t>
+      </w:r>
+    </w:p>
+    <w:p>
+      <w:pPr>
+        <w:ind w:firstLine="709"/>
+      </w:pPr>
+      <w:r>
+        <w:lastRenderedPageBreak/>
+        <w:t xml:space="preserve">4.5.1 Гостю и создателю отображается одна услуга на экран: видео или изображение, название, описание, значение </w:t>
+      </w:r>
+      <w:proofErr w:type="spellStart"/>
+      <w:r>
+        <w:t>pH</w:t>
+      </w:r>
+      <w:proofErr w:type="spellEnd"/>
+      <w:r>
+        <w:t>, концентрация и число лайков. Первая запись загружается методом GET /</w:t>
+      </w:r>
+      <w:proofErr w:type="spellStart"/>
+      <w:r>
+        <w:t>api</w:t>
+      </w:r>
+      <w:proofErr w:type="spellEnd"/>
+      <w:r>
+        <w:t>/</w:t>
+      </w:r>
+      <w:proofErr w:type="spellStart"/>
+      <w:r>
+        <w:t>titration_pairs</w:t>
+      </w:r>
+      <w:proofErr w:type="spellEnd"/>
+      <w:r>
+        <w:t>/</w:t>
+      </w:r>
+      <w:proofErr w:type="spellStart"/>
+      <w:r>
         <w:t>feed</w:t>
       </w:r>
       <w:proofErr w:type="spellEnd"/>
       <w:r>
+        <w:t>.</w:t>
+      </w:r>
+    </w:p>
+    <w:p>
+      <w:pPr>
+        <w:ind w:firstLine="709"/>
+        <w:rPr>
+          <w:lang w:val="en-US"/>
+        </w:rPr>
+      </w:pPr>
+      <w:r>
+        <w:t>4.5.2 Гость и создатель могут перейти к следующей записи. Вызывается</w:t>
+      </w:r>
+      <w:r>
+        <w:rPr>
+          <w:lang w:val="en-US"/>
+        </w:rPr>
+        <w:t xml:space="preserve"> </w:t>
+      </w:r>
+      <w:r>
+        <w:t>метод</w:t>
+      </w:r>
+      <w:r>
+        <w:rPr>
+          <w:lang w:val="en-US"/>
+        </w:rPr>
+        <w:t xml:space="preserve"> GET /</w:t>
+      </w:r>
+      <w:proofErr w:type="spellStart"/>
+      <w:r>
+        <w:rPr>
+          <w:lang w:val="en-US"/>
+        </w:rPr>
+        <w:t>api</w:t>
+      </w:r>
+      <w:proofErr w:type="spellEnd"/>
+      <w:r>
+        <w:rPr>
+          <w:lang w:val="en-US"/>
+        </w:rPr>
+        <w:t>/</w:t>
+      </w:r>
+      <w:proofErr w:type="spellStart"/>
+      <w:r>
+        <w:rPr>
+          <w:lang w:val="en-US"/>
+        </w:rPr>
+        <w:t>titration_pairs</w:t>
+      </w:r>
+      <w:proofErr w:type="spellEnd"/>
+      <w:r>
+        <w:rPr>
+          <w:lang w:val="en-US"/>
+        </w:rPr>
+        <w:t>/feed/:</w:t>
+      </w:r>
+      <w:proofErr w:type="spellStart"/>
+      <w:r>
+        <w:rPr>
+          <w:lang w:val="en-US"/>
+        </w:rPr>
+        <w:t>id?next</w:t>
+      </w:r>
+      <w:proofErr w:type="spellEnd"/>
+      <w:r>
+        <w:rPr>
+          <w:lang w:val="en-US"/>
+        </w:rPr>
+        <w:t>=true.</w:t>
+      </w:r>
+    </w:p>
+    <w:p>
+      <w:pPr>
+        <w:ind w:firstLine="709"/>
+      </w:pPr>
+      <w:r>
+        <w:t>4.5.3 Создатель может поставить или снять лайк. Вызывается метод POST /</w:t>
+      </w:r>
+      <w:proofErr w:type="spellStart"/>
+      <w:r>
+        <w:t>api</w:t>
+      </w:r>
+      <w:proofErr w:type="spellEnd"/>
+      <w:r>
+        <w:t>/</w:t>
+      </w:r>
+      <w:proofErr w:type="spellStart"/>
+      <w:r>
+        <w:t>titration_pairs</w:t>
+      </w:r>
+      <w:proofErr w:type="spellEnd"/>
+      <w:r>
         <w:t>/:</w:t>
       </w:r>
       <w:proofErr w:type="spellStart"/>
@@ -2210,23 +3223,15 @@
       </w:r>
       <w:proofErr w:type="spellEnd"/>
       <w:r>
-        <w:t xml:space="preserve"> — запись ленты по идентификатору; с параметром </w:t>
-      </w:r>
-      <w:proofErr w:type="spellStart"/>
-      <w:r>
-        <w:t>next</w:t>
-      </w:r>
-      <w:proofErr w:type="spellEnd"/>
-      <w:r>
-        <w:t>=</w:t>
-      </w:r>
-      <w:proofErr w:type="spellStart"/>
-      <w:r>
-        <w:t>true</w:t>
-      </w:r>
-      <w:proofErr w:type="spellEnd"/>
-      <w:r>
-        <w:t xml:space="preserve"> — следующая запись.</w:t>
+        <w:t>/</w:t>
+      </w:r>
+      <w:proofErr w:type="spellStart"/>
+      <w:r>
+        <w:t>like</w:t>
+      </w:r>
+      <w:proofErr w:type="spellEnd"/>
+      <w:r>
+        <w:t xml:space="preserve"> со значением 1 или 0. Гостю кнопка лайка недоступна.</w:t>
       </w:r>
     </w:p>
     <w:p>
@@ -2234,7 +3239,23 @@
         <w:ind w:firstLine="709"/>
       </w:pPr>
       <w:r>
-        <w:t>4.1.4 GET /</w:t>
+        <w:t>4.6 Страница добавления новой услуги.</w:t>
+      </w:r>
+    </w:p>
+    <w:p>
+      <w:pPr>
+        <w:ind w:firstLine="709"/>
+      </w:pPr>
+      <w:r>
+        <w:t>4.6.1 Страница доступна только создателю. Гость перенаправляется на страницу аутентификации.</w:t>
+      </w:r>
+    </w:p>
+    <w:p>
+      <w:pPr>
+        <w:ind w:firstLine="709"/>
+      </w:pPr>
+      <w:r>
+        <w:t>4.6.2 При открытии страницы запрашивается черновик создателя методом GET /</w:t>
       </w:r>
       <w:proofErr w:type="spellStart"/>
       <w:r>
@@ -2258,7 +3279,7 @@
       </w:r>
       <w:proofErr w:type="spellEnd"/>
       <w:r>
-        <w:t xml:space="preserve"> — черновик текущего пользователя.</w:t>
+        <w:t>. Если черновика нет, отображается первый шаг добавления.</w:t>
       </w:r>
     </w:p>
     <w:p>
@@ -2266,7 +3287,7 @@
         <w:ind w:firstLine="709"/>
       </w:pPr>
       <w:r>
-        <w:t>4.1.5 POST /</w:t>
+        <w:t>4.6.3 На первом шаге создатель указывает название услуги и выбирает изображение и видео. Вызывается метод POST /</w:t>
       </w:r>
       <w:proofErr w:type="spellStart"/>
       <w:r>
@@ -2282,1059 +3303,15 @@
       </w:r>
       <w:proofErr w:type="spellEnd"/>
       <w:r>
-        <w:t xml:space="preserve"> — создание услуги-черновика с изображе</w:t>
-      </w:r>
-      <w:r>
-        <w:t>нием и видео.</w:t>
+        <w:t>; создаётся черновик, создателем которого автоматически становится текущий пользователь.</w:t>
       </w:r>
     </w:p>
     <w:p>
       <w:pPr>
         <w:ind w:firstLine="709"/>
-        <w:rPr>
-          <w:lang w:val="en-US"/>
-        </w:rPr>
-      </w:pPr>
-      <w:r>
-        <w:rPr>
-          <w:lang w:val="en-US"/>
-        </w:rPr>
-        <w:t>4.1.6 PUT /</w:t>
-      </w:r>
-      <w:proofErr w:type="spellStart"/>
-      <w:r>
-        <w:rPr>
-          <w:lang w:val="en-US"/>
-        </w:rPr>
-        <w:t>api</w:t>
-      </w:r>
-      <w:proofErr w:type="spellEnd"/>
-      <w:r>
-        <w:rPr>
-          <w:lang w:val="en-US"/>
-        </w:rPr>
-        <w:t>/</w:t>
-      </w:r>
-      <w:proofErr w:type="spellStart"/>
-      <w:r>
-        <w:rPr>
-          <w:lang w:val="en-US"/>
-        </w:rPr>
-        <w:t>titration_pairs</w:t>
-      </w:r>
-      <w:proofErr w:type="spellEnd"/>
-      <w:r>
-        <w:rPr>
-          <w:lang w:val="en-US"/>
-        </w:rPr>
-        <w:t xml:space="preserve">/:id/image — </w:t>
-      </w:r>
-      <w:r>
-        <w:t>замена</w:t>
-      </w:r>
-      <w:r>
-        <w:rPr>
-          <w:lang w:val="en-US"/>
-        </w:rPr>
-        <w:t xml:space="preserve"> </w:t>
-      </w:r>
-      <w:r>
-        <w:t>изображения</w:t>
-      </w:r>
-      <w:r>
-        <w:rPr>
-          <w:lang w:val="en-US"/>
-        </w:rPr>
-        <w:t xml:space="preserve"> </w:t>
-      </w:r>
-      <w:r>
-        <w:t>услуги</w:t>
-      </w:r>
-      <w:r>
-        <w:rPr>
-          <w:lang w:val="en-US"/>
-        </w:rPr>
-        <w:t>.</w:t>
-      </w:r>
-    </w:p>
-    <w:p>
-      <w:pPr>
-        <w:ind w:firstLine="709"/>
-        <w:rPr>
-          <w:lang w:val="en-US"/>
-        </w:rPr>
-      </w:pPr>
-      <w:r>
-        <w:rPr>
-          <w:lang w:val="en-US"/>
-        </w:rPr>
-        <w:t>4.1.7 PUT /</w:t>
-      </w:r>
-      <w:proofErr w:type="spellStart"/>
-      <w:r>
-        <w:rPr>
-          <w:lang w:val="en-US"/>
-        </w:rPr>
-        <w:t>api</w:t>
-      </w:r>
-      <w:proofErr w:type="spellEnd"/>
-      <w:r>
-        <w:rPr>
-          <w:lang w:val="en-US"/>
-        </w:rPr>
-        <w:t>/</w:t>
-      </w:r>
-      <w:proofErr w:type="spellStart"/>
-      <w:r>
-        <w:rPr>
-          <w:lang w:val="en-US"/>
-        </w:rPr>
-        <w:t>titration_pairs</w:t>
-      </w:r>
-      <w:proofErr w:type="spellEnd"/>
-      <w:r>
-        <w:rPr>
-          <w:lang w:val="en-US"/>
-        </w:rPr>
-        <w:t xml:space="preserve">/:id — </w:t>
-      </w:r>
-      <w:r>
-        <w:t>публикация</w:t>
-      </w:r>
-      <w:r>
-        <w:rPr>
-          <w:lang w:val="en-US"/>
-        </w:rPr>
-        <w:t xml:space="preserve"> </w:t>
-      </w:r>
-      <w:r>
-        <w:t>услуги</w:t>
-      </w:r>
-      <w:r>
-        <w:rPr>
-          <w:lang w:val="en-US"/>
-        </w:rPr>
-        <w:t>.</w:t>
-      </w:r>
-    </w:p>
-    <w:p>
-      <w:pPr>
-        <w:ind w:firstLine="709"/>
-        <w:rPr>
-          <w:lang w:val="en-US"/>
-        </w:rPr>
-      </w:pPr>
-      <w:r>
-        <w:rPr>
-          <w:lang w:val="en-US"/>
-        </w:rPr>
-        <w:t>4.1.8 DELETE /</w:t>
-      </w:r>
-      <w:proofErr w:type="spellStart"/>
-      <w:r>
-        <w:rPr>
-          <w:lang w:val="en-US"/>
-        </w:rPr>
-        <w:t>api</w:t>
-      </w:r>
-      <w:proofErr w:type="spellEnd"/>
-      <w:r>
-        <w:rPr>
-          <w:lang w:val="en-US"/>
-        </w:rPr>
-        <w:t>/</w:t>
-      </w:r>
-      <w:proofErr w:type="spellStart"/>
-      <w:r>
-        <w:rPr>
-          <w:lang w:val="en-US"/>
-        </w:rPr>
-        <w:t>titration_pairs</w:t>
-      </w:r>
-      <w:proofErr w:type="spellEnd"/>
-      <w:r>
-        <w:rPr>
-          <w:lang w:val="en-US"/>
-        </w:rPr>
-        <w:t xml:space="preserve">/:id — </w:t>
-      </w:r>
-      <w:r>
-        <w:t>логическое</w:t>
-      </w:r>
-      <w:r>
-        <w:rPr>
-          <w:lang w:val="en-US"/>
-        </w:rPr>
-        <w:t xml:space="preserve"> </w:t>
-      </w:r>
-      <w:r>
-        <w:t>удаление</w:t>
-      </w:r>
-      <w:r>
-        <w:rPr>
-          <w:lang w:val="en-US"/>
-        </w:rPr>
-        <w:t xml:space="preserve"> </w:t>
-      </w:r>
-      <w:r>
-        <w:t>услуги</w:t>
-      </w:r>
-      <w:r>
-        <w:rPr>
-          <w:lang w:val="en-US"/>
-        </w:rPr>
-        <w:t>.</w:t>
-      </w:r>
-    </w:p>
-    <w:p>
-      <w:pPr>
-        <w:ind w:firstLine="709"/>
-        <w:rPr>
-          <w:lang w:val="en-US"/>
-        </w:rPr>
-      </w:pPr>
-      <w:r>
-        <w:rPr>
-          <w:lang w:val="en-US"/>
-        </w:rPr>
-        <w:t>4.1.9 POST /</w:t>
-      </w:r>
-      <w:proofErr w:type="spellStart"/>
-      <w:r>
-        <w:rPr>
-          <w:lang w:val="en-US"/>
-        </w:rPr>
-        <w:t>api</w:t>
-      </w:r>
-      <w:proofErr w:type="spellEnd"/>
-      <w:r>
-        <w:rPr>
-          <w:lang w:val="en-US"/>
-        </w:rPr>
-        <w:t>/</w:t>
-      </w:r>
-      <w:proofErr w:type="spellStart"/>
-      <w:r>
-        <w:rPr>
-          <w:lang w:val="en-US"/>
-        </w:rPr>
-        <w:t>titration_pairs</w:t>
-      </w:r>
-      <w:proofErr w:type="spellEnd"/>
-      <w:r>
-        <w:rPr>
-          <w:lang w:val="en-US"/>
-        </w:rPr>
-        <w:t xml:space="preserve">/:id/like — </w:t>
-      </w:r>
-      <w:r>
-        <w:t>поста</w:t>
-      </w:r>
-      <w:r>
-        <w:t>новка</w:t>
-      </w:r>
-      <w:r>
-        <w:rPr>
-          <w:lang w:val="en-US"/>
-        </w:rPr>
-        <w:t xml:space="preserve"> </w:t>
-      </w:r>
-      <w:r>
-        <w:t>и</w:t>
-      </w:r>
-      <w:r>
-        <w:rPr>
-          <w:lang w:val="en-US"/>
-        </w:rPr>
-        <w:t xml:space="preserve"> </w:t>
-      </w:r>
-      <w:r>
-        <w:t>снятие</w:t>
-      </w:r>
-      <w:r>
-        <w:rPr>
-          <w:lang w:val="en-US"/>
-        </w:rPr>
-        <w:t xml:space="preserve"> </w:t>
-      </w:r>
-      <w:r>
-        <w:t>лайка</w:t>
-      </w:r>
-      <w:r>
-        <w:rPr>
-          <w:lang w:val="en-US"/>
-        </w:rPr>
-        <w:t>.</w:t>
-      </w:r>
-    </w:p>
-    <w:p>
-      <w:pPr>
-        <w:ind w:firstLine="709"/>
-        <w:rPr>
-          <w:lang w:val="en-US"/>
-        </w:rPr>
-      </w:pPr>
-      <w:r>
-        <w:rPr>
-          <w:lang w:val="en-US"/>
-        </w:rPr>
-        <w:t>4.1.10 POST /</w:t>
-      </w:r>
-      <w:proofErr w:type="spellStart"/>
-      <w:r>
-        <w:rPr>
-          <w:lang w:val="en-US"/>
-        </w:rPr>
-        <w:t>api</w:t>
-      </w:r>
-      <w:proofErr w:type="spellEnd"/>
-      <w:r>
-        <w:rPr>
-          <w:lang w:val="en-US"/>
-        </w:rPr>
-        <w:t>/</w:t>
-      </w:r>
-      <w:proofErr w:type="spellStart"/>
-      <w:r>
-        <w:rPr>
-          <w:lang w:val="en-US"/>
-        </w:rPr>
-        <w:t>titration_pairs</w:t>
-      </w:r>
-      <w:proofErr w:type="spellEnd"/>
-      <w:r>
-        <w:rPr>
-          <w:lang w:val="en-US"/>
-        </w:rPr>
-        <w:t xml:space="preserve">/users — </w:t>
-      </w:r>
-      <w:r>
-        <w:t>регистрация</w:t>
-      </w:r>
-      <w:r>
-        <w:rPr>
-          <w:lang w:val="en-US"/>
-        </w:rPr>
-        <w:t xml:space="preserve"> </w:t>
-      </w:r>
-      <w:r>
-        <w:t>пользователя</w:t>
-      </w:r>
-      <w:r>
-        <w:rPr>
-          <w:lang w:val="en-US"/>
-        </w:rPr>
-        <w:t>.</w:t>
-      </w:r>
-    </w:p>
-    <w:p>
-      <w:pPr>
-        <w:ind w:firstLine="709"/>
-        <w:rPr>
-          <w:lang w:val="en-US"/>
-        </w:rPr>
-      </w:pPr>
-      <w:r>
-        <w:rPr>
-          <w:lang w:val="en-US"/>
-        </w:rPr>
-        <w:t>4.1.11 POST /</w:t>
-      </w:r>
-      <w:proofErr w:type="spellStart"/>
-      <w:r>
-        <w:rPr>
-          <w:lang w:val="en-US"/>
-        </w:rPr>
-        <w:t>api</w:t>
-      </w:r>
-      <w:proofErr w:type="spellEnd"/>
-      <w:r>
-        <w:rPr>
-          <w:lang w:val="en-US"/>
-        </w:rPr>
-        <w:t>/</w:t>
-      </w:r>
-      <w:proofErr w:type="spellStart"/>
-      <w:r>
-        <w:rPr>
-          <w:lang w:val="en-US"/>
-        </w:rPr>
-        <w:t>titration_pairs</w:t>
-      </w:r>
-      <w:proofErr w:type="spellEnd"/>
-      <w:r>
-        <w:rPr>
-          <w:lang w:val="en-US"/>
-        </w:rPr>
-        <w:t xml:space="preserve">/users/login — </w:t>
-      </w:r>
-      <w:r>
-        <w:t>аутентификация</w:t>
-      </w:r>
-      <w:r>
-        <w:rPr>
-          <w:lang w:val="en-US"/>
-        </w:rPr>
-        <w:t>.</w:t>
-      </w:r>
-    </w:p>
-    <w:p>
-      <w:pPr>
-        <w:ind w:firstLine="709"/>
-        <w:rPr>
-          <w:lang w:val="en-US"/>
-        </w:rPr>
-      </w:pPr>
-      <w:r>
-        <w:rPr>
-          <w:lang w:val="en-US"/>
-        </w:rPr>
-        <w:t>4.1.12 POST /</w:t>
-      </w:r>
-      <w:proofErr w:type="spellStart"/>
-      <w:r>
-        <w:rPr>
-          <w:lang w:val="en-US"/>
-        </w:rPr>
-        <w:t>api</w:t>
-      </w:r>
-      <w:proofErr w:type="spellEnd"/>
-      <w:r>
-        <w:rPr>
-          <w:lang w:val="en-US"/>
-        </w:rPr>
-        <w:t>/</w:t>
-      </w:r>
-      <w:proofErr w:type="spellStart"/>
-      <w:r>
-        <w:rPr>
-          <w:lang w:val="en-US"/>
-        </w:rPr>
-        <w:t>titration_pairs</w:t>
-      </w:r>
-      <w:proofErr w:type="spellEnd"/>
-      <w:r>
-        <w:rPr>
-          <w:lang w:val="en-US"/>
-        </w:rPr>
-        <w:t xml:space="preserve">/users/logout — </w:t>
-      </w:r>
-      <w:proofErr w:type="spellStart"/>
-      <w:r>
-        <w:t>деавторизация</w:t>
-      </w:r>
-      <w:proofErr w:type="spellEnd"/>
-      <w:r>
-        <w:rPr>
-          <w:lang w:val="en-US"/>
-        </w:rPr>
-        <w:t>.</w:t>
-      </w:r>
-    </w:p>
-    <w:p>
-      <w:pPr>
-        <w:ind w:firstLine="709"/>
-      </w:pPr>
-      <w:r>
-        <w:t>4.2 Меню.</w:t>
-      </w:r>
-    </w:p>
-    <w:p>
-      <w:pPr>
-        <w:ind w:firstLine="709"/>
-      </w:pPr>
-      <w:r>
-        <w:t>4.2.1 Меню представляет собой н</w:t>
-      </w:r>
-      <w:r>
-        <w:t>ижнюю панель вкладок из четырёх пунктов: «Лента», «Добавление», «Плитка» и «Вход». Меню отображается на всех страницах.</w:t>
-      </w:r>
-    </w:p>
-    <w:p>
-      <w:pPr>
-        <w:ind w:firstLine="709"/>
-      </w:pPr>
-      <w:r>
-        <w:t>4.2.2 Гостю доступны пункты «Лента», «Плитка» и «Вход». Пункт «Добавление» гостю недоступен.</w:t>
-      </w:r>
-    </w:p>
-    <w:p>
-      <w:pPr>
-        <w:ind w:firstLine="709"/>
-      </w:pPr>
-      <w:r>
-        <w:lastRenderedPageBreak/>
-        <w:t>4.2.3 Создателю доступны все пункты; вместо</w:t>
-      </w:r>
-      <w:r>
-        <w:t xml:space="preserve"> пункта «Вход» отображается пункт «Выход». При выборе пункта «Выход» вызывается метод POST /</w:t>
-      </w:r>
-      <w:proofErr w:type="spellStart"/>
-      <w:r>
-        <w:t>api</w:t>
-      </w:r>
-      <w:proofErr w:type="spellEnd"/>
-      <w:r>
-        <w:t>/</w:t>
-      </w:r>
-      <w:proofErr w:type="spellStart"/>
-      <w:r>
-        <w:t>titration_pairs</w:t>
-      </w:r>
-      <w:proofErr w:type="spellEnd"/>
-      <w:r>
-        <w:t>/</w:t>
-      </w:r>
-      <w:proofErr w:type="spellStart"/>
-      <w:r>
-        <w:t>users</w:t>
-      </w:r>
-      <w:proofErr w:type="spellEnd"/>
-      <w:r>
-        <w:t>/</w:t>
-      </w:r>
-      <w:proofErr w:type="spellStart"/>
-      <w:r>
-        <w:t>logout</w:t>
-      </w:r>
-      <w:proofErr w:type="spellEnd"/>
-      <w:r>
-        <w:t>, фильтр плитки сбрасывается, пользователь становится гостем.</w:t>
-      </w:r>
-    </w:p>
-    <w:p>
-      <w:pPr>
-        <w:ind w:firstLine="709"/>
-      </w:pPr>
-      <w:r>
-        <w:t>4.3 Страница аутентификации.</w:t>
-      </w:r>
-    </w:p>
-    <w:p>
-      <w:pPr>
-        <w:ind w:firstLine="709"/>
-      </w:pPr>
-      <w:r>
-        <w:t>4.3.1 Гость вводит логин и пароль и выполняет вход. Вызывается</w:t>
-      </w:r>
-      <w:r>
-        <w:rPr>
-          <w:lang w:val="en-US"/>
-        </w:rPr>
-        <w:t xml:space="preserve"> </w:t>
-      </w:r>
-      <w:r>
-        <w:t>метод</w:t>
-      </w:r>
-      <w:r>
-        <w:rPr>
-          <w:lang w:val="en-US"/>
-        </w:rPr>
-        <w:t xml:space="preserve"> POST /</w:t>
-      </w:r>
-      <w:proofErr w:type="spellStart"/>
-      <w:r>
-        <w:rPr>
-          <w:lang w:val="en-US"/>
-        </w:rPr>
-        <w:t>api</w:t>
-      </w:r>
-      <w:proofErr w:type="spellEnd"/>
-      <w:r>
-        <w:rPr>
-          <w:lang w:val="en-US"/>
-        </w:rPr>
-        <w:t>/</w:t>
-      </w:r>
-      <w:proofErr w:type="spellStart"/>
-      <w:r>
-        <w:rPr>
-          <w:lang w:val="en-US"/>
-        </w:rPr>
-        <w:t>titration_pairs</w:t>
-      </w:r>
-      <w:proofErr w:type="spellEnd"/>
-      <w:r>
-        <w:rPr>
-          <w:lang w:val="en-US"/>
-        </w:rPr>
-        <w:t xml:space="preserve">/users/login. </w:t>
-      </w:r>
-      <w:r>
-        <w:t>При успехе пользователь становится создателем и переходит на плитку, при ошибке выводится сообщение о неверном логине или пароле.</w:t>
-      </w:r>
-    </w:p>
-    <w:p>
-      <w:pPr>
-        <w:ind w:firstLine="709"/>
-      </w:pPr>
-      <w:r>
-        <w:t xml:space="preserve">4.3.2 Гость может </w:t>
-      </w:r>
-      <w:r>
-        <w:t>зарегистрироваться, указав логин и пароль. Вызывается</w:t>
-      </w:r>
-      <w:r>
-        <w:rPr>
-          <w:lang w:val="en-US"/>
-        </w:rPr>
-        <w:t xml:space="preserve"> </w:t>
-      </w:r>
-      <w:r>
-        <w:t>метод</w:t>
-      </w:r>
-      <w:r>
-        <w:rPr>
-          <w:lang w:val="en-US"/>
-        </w:rPr>
-        <w:t xml:space="preserve"> POST /</w:t>
-      </w:r>
-      <w:proofErr w:type="spellStart"/>
-      <w:r>
-        <w:rPr>
-          <w:lang w:val="en-US"/>
-        </w:rPr>
-        <w:t>api</w:t>
-      </w:r>
-      <w:proofErr w:type="spellEnd"/>
-      <w:r>
-        <w:rPr>
-          <w:lang w:val="en-US"/>
-        </w:rPr>
-        <w:t>/</w:t>
-      </w:r>
-      <w:proofErr w:type="spellStart"/>
-      <w:r>
-        <w:rPr>
-          <w:lang w:val="en-US"/>
-        </w:rPr>
-        <w:t>titration_pairs</w:t>
-      </w:r>
-      <w:proofErr w:type="spellEnd"/>
-      <w:r>
-        <w:rPr>
-          <w:lang w:val="en-US"/>
-        </w:rPr>
-        <w:t xml:space="preserve">/users. </w:t>
-      </w:r>
-      <w:r>
-        <w:t>Если логин занят, выводится сообщение об ошибке.</w:t>
-      </w:r>
-    </w:p>
-    <w:p>
-      <w:pPr>
-        <w:ind w:firstLine="709"/>
-      </w:pPr>
-      <w:r>
-        <w:t>4.3.3 Создателю страница аутентификации недоступна; выход выполняется через меню.</w:t>
-      </w:r>
-    </w:p>
-    <w:p>
-      <w:pPr>
-        <w:ind w:firstLine="709"/>
-      </w:pPr>
-      <w:r>
-        <w:t>4.4 Страница «Плитка услуг».</w:t>
-      </w:r>
-    </w:p>
-    <w:p>
-      <w:pPr>
-        <w:ind w:firstLine="709"/>
-      </w:pPr>
-      <w:r>
-        <w:t xml:space="preserve">4.4.1 Гостю и создателю отображаются карточки опубликованных услуг: изображение, название, значение </w:t>
-      </w:r>
-      <w:proofErr w:type="spellStart"/>
-      <w:r>
-        <w:t>pH</w:t>
-      </w:r>
-      <w:proofErr w:type="spellEnd"/>
-      <w:r>
-        <w:t>, концентрация и число лайков. Вызывается м</w:t>
-      </w:r>
-      <w:r>
-        <w:t>етод GET /</w:t>
-      </w:r>
-      <w:proofErr w:type="spellStart"/>
-      <w:r>
-        <w:t>api</w:t>
-      </w:r>
-      <w:proofErr w:type="spellEnd"/>
-      <w:r>
-        <w:t>/</w:t>
-      </w:r>
-      <w:proofErr w:type="spellStart"/>
-      <w:r>
-        <w:t>titration_pairs</w:t>
-      </w:r>
-      <w:proofErr w:type="spellEnd"/>
-      <w:r>
-        <w:t>.</w:t>
-      </w:r>
-    </w:p>
-    <w:p>
-      <w:pPr>
-        <w:ind w:firstLine="709"/>
-      </w:pPr>
-      <w:r>
-        <w:t>4.4.2 Гость и создатель могут отфильтровать услуги по минимальной концентрации. Вызывается метод GET /</w:t>
-      </w:r>
-      <w:proofErr w:type="spellStart"/>
-      <w:r>
-        <w:t>api</w:t>
-      </w:r>
-      <w:proofErr w:type="spellEnd"/>
-      <w:r>
-        <w:t>/</w:t>
-      </w:r>
-      <w:proofErr w:type="spellStart"/>
-      <w:r>
-        <w:t>titration_pairs?minConcentration</w:t>
-      </w:r>
-      <w:proofErr w:type="spellEnd"/>
-      <w:r>
-        <w:t>=&lt;значение&gt;; фильтрация выполняется на бэкенде.</w:t>
-      </w:r>
-    </w:p>
-    <w:p>
-      <w:pPr>
-        <w:ind w:firstLine="709"/>
-        <w:rPr>
-          <w:lang w:val="en-US"/>
-        </w:rPr>
-      </w:pPr>
-      <w:r>
-        <w:t>4.4.3 Выбор карточки открывает услугу в</w:t>
-      </w:r>
-      <w:r>
-        <w:t xml:space="preserve"> ленте. Вызывается</w:t>
-      </w:r>
-      <w:r>
-        <w:rPr>
-          <w:lang w:val="en-US"/>
-        </w:rPr>
-        <w:t xml:space="preserve"> </w:t>
-      </w:r>
-      <w:r>
-        <w:t>метод</w:t>
-      </w:r>
-      <w:r>
-        <w:rPr>
-          <w:lang w:val="en-US"/>
-        </w:rPr>
-        <w:t xml:space="preserve"> GET /</w:t>
-      </w:r>
-      <w:proofErr w:type="spellStart"/>
-      <w:r>
-        <w:rPr>
-          <w:lang w:val="en-US"/>
-        </w:rPr>
-        <w:t>api</w:t>
-      </w:r>
-      <w:proofErr w:type="spellEnd"/>
-      <w:r>
-        <w:rPr>
-          <w:lang w:val="en-US"/>
-        </w:rPr>
-        <w:t>/</w:t>
-      </w:r>
-      <w:proofErr w:type="spellStart"/>
-      <w:r>
-        <w:rPr>
-          <w:lang w:val="en-US"/>
-        </w:rPr>
-        <w:t>titration_pairs</w:t>
-      </w:r>
-      <w:proofErr w:type="spellEnd"/>
-      <w:r>
-        <w:rPr>
-          <w:lang w:val="en-US"/>
-        </w:rPr>
-        <w:t>/feed/:id.</w:t>
-      </w:r>
-    </w:p>
-    <w:p>
-      <w:pPr>
-        <w:ind w:firstLine="709"/>
-      </w:pPr>
-      <w:r>
-        <w:t>4.4.4 Создателю на карточках своих услуг доступна кнопка удаления. Вызывается метод DELETE /</w:t>
-      </w:r>
-      <w:proofErr w:type="spellStart"/>
-      <w:r>
-        <w:t>api</w:t>
-      </w:r>
-      <w:proofErr w:type="spellEnd"/>
-      <w:r>
-        <w:t>/</w:t>
-      </w:r>
-      <w:proofErr w:type="spellStart"/>
-      <w:r>
-        <w:t>titration_pairs</w:t>
-      </w:r>
-      <w:proofErr w:type="spellEnd"/>
-      <w:r>
-        <w:t>/:</w:t>
-      </w:r>
-      <w:proofErr w:type="spellStart"/>
-      <w:r>
-        <w:t>id</w:t>
-      </w:r>
-      <w:proofErr w:type="spellEnd"/>
-      <w:r>
-        <w:t>. Гостю кнопка удаления недоступна.</w:t>
-      </w:r>
-    </w:p>
-    <w:p>
-      <w:pPr>
-        <w:ind w:firstLine="709"/>
-      </w:pPr>
-      <w:r>
-        <w:t>4.5 Страница «Лента».</w:t>
-      </w:r>
-    </w:p>
-    <w:p>
-      <w:pPr>
-        <w:ind w:firstLine="709"/>
-      </w:pPr>
-      <w:r>
-        <w:lastRenderedPageBreak/>
-        <w:t>4.5.1 Гостю и создателю</w:t>
-      </w:r>
-      <w:r>
-        <w:t xml:space="preserve"> отображается одна услуга на экран: видео или изображение, название, описание, значение </w:t>
-      </w:r>
-      <w:proofErr w:type="spellStart"/>
-      <w:r>
-        <w:t>pH</w:t>
-      </w:r>
-      <w:proofErr w:type="spellEnd"/>
-      <w:r>
-        <w:t>, концентрация и число лайков. Первая запись загружается методом GET /</w:t>
-      </w:r>
-      <w:proofErr w:type="spellStart"/>
-      <w:r>
-        <w:t>api</w:t>
-      </w:r>
-      <w:proofErr w:type="spellEnd"/>
-      <w:r>
-        <w:t>/</w:t>
-      </w:r>
-      <w:proofErr w:type="spellStart"/>
-      <w:r>
-        <w:t>titration_pairs</w:t>
-      </w:r>
-      <w:proofErr w:type="spellEnd"/>
-      <w:r>
-        <w:t>/</w:t>
-      </w:r>
-      <w:proofErr w:type="spellStart"/>
-      <w:r>
-        <w:t>feed</w:t>
-      </w:r>
-      <w:proofErr w:type="spellEnd"/>
-      <w:r>
-        <w:t>.</w:t>
-      </w:r>
-    </w:p>
-    <w:p>
-      <w:pPr>
-        <w:ind w:firstLine="709"/>
-        <w:rPr>
-          <w:lang w:val="en-US"/>
-        </w:rPr>
-      </w:pPr>
-      <w:r>
-        <w:t>4.5.2 Гость и создатель могут перейти к следующей записи. Вызывается</w:t>
-      </w:r>
-      <w:r>
-        <w:rPr>
-          <w:lang w:val="en-US"/>
-        </w:rPr>
-        <w:t xml:space="preserve"> </w:t>
-      </w:r>
-      <w:r>
-        <w:t>м</w:t>
-      </w:r>
-      <w:r>
-        <w:t>етод</w:t>
-      </w:r>
-      <w:r>
-        <w:rPr>
-          <w:lang w:val="en-US"/>
-        </w:rPr>
-        <w:t xml:space="preserve"> GET /</w:t>
-      </w:r>
-      <w:proofErr w:type="spellStart"/>
-      <w:r>
-        <w:rPr>
-          <w:lang w:val="en-US"/>
-        </w:rPr>
-        <w:t>api</w:t>
-      </w:r>
-      <w:proofErr w:type="spellEnd"/>
-      <w:r>
-        <w:rPr>
-          <w:lang w:val="en-US"/>
-        </w:rPr>
-        <w:t>/</w:t>
-      </w:r>
-      <w:proofErr w:type="spellStart"/>
-      <w:r>
-        <w:rPr>
-          <w:lang w:val="en-US"/>
-        </w:rPr>
-        <w:t>titration_pairs</w:t>
-      </w:r>
-      <w:proofErr w:type="spellEnd"/>
-      <w:r>
-        <w:rPr>
-          <w:lang w:val="en-US"/>
-        </w:rPr>
-        <w:t>/feed/:</w:t>
-      </w:r>
-      <w:proofErr w:type="spellStart"/>
-      <w:r>
-        <w:rPr>
-          <w:lang w:val="en-US"/>
-        </w:rPr>
-        <w:t>id?next</w:t>
-      </w:r>
-      <w:proofErr w:type="spellEnd"/>
-      <w:r>
-        <w:rPr>
-          <w:lang w:val="en-US"/>
-        </w:rPr>
-        <w:t>=true.</w:t>
-      </w:r>
-    </w:p>
-    <w:p>
-      <w:pPr>
-        <w:ind w:firstLine="709"/>
-      </w:pPr>
-      <w:r>
-        <w:t>4.5.3 Создатель может поставить или снять лайк. Вызывается метод POST /</w:t>
-      </w:r>
-      <w:proofErr w:type="spellStart"/>
-      <w:r>
-        <w:t>api</w:t>
-      </w:r>
-      <w:proofErr w:type="spellEnd"/>
-      <w:r>
-        <w:t>/</w:t>
-      </w:r>
-      <w:proofErr w:type="spellStart"/>
-      <w:r>
-        <w:t>titration_pairs</w:t>
-      </w:r>
-      <w:proofErr w:type="spellEnd"/>
-      <w:r>
-        <w:t>/:</w:t>
-      </w:r>
-      <w:proofErr w:type="spellStart"/>
-      <w:r>
-        <w:t>id</w:t>
-      </w:r>
-      <w:proofErr w:type="spellEnd"/>
-      <w:r>
-        <w:t>/</w:t>
-      </w:r>
-      <w:proofErr w:type="spellStart"/>
-      <w:r>
-        <w:t>like</w:t>
-      </w:r>
-      <w:proofErr w:type="spellEnd"/>
-      <w:r>
-        <w:t xml:space="preserve"> со значением 1 или 0. Гостю кнопка лайка недоступна.</w:t>
-      </w:r>
-    </w:p>
-    <w:p>
-      <w:pPr>
-        <w:ind w:firstLine="709"/>
-      </w:pPr>
-      <w:r>
-        <w:t>4.6 Страница добавления новой услуги.</w:t>
-      </w:r>
-    </w:p>
-    <w:p>
-      <w:pPr>
-        <w:ind w:firstLine="709"/>
-      </w:pPr>
-      <w:r>
-        <w:t xml:space="preserve">4.6.1 Страница </w:t>
-      </w:r>
-      <w:r>
-        <w:t>доступна только создателю. Гость перенаправляется на страницу аутентификации.</w:t>
-      </w:r>
-    </w:p>
-    <w:p>
-      <w:pPr>
-        <w:ind w:firstLine="709"/>
-      </w:pPr>
-      <w:r>
-        <w:t>4.6.2 При открытии страницы запрашивается черновик создателя методом GET /</w:t>
-      </w:r>
-      <w:proofErr w:type="spellStart"/>
-      <w:r>
-        <w:t>api</w:t>
-      </w:r>
-      <w:proofErr w:type="spellEnd"/>
-      <w:r>
-        <w:t>/</w:t>
-      </w:r>
-      <w:proofErr w:type="spellStart"/>
-      <w:r>
-        <w:t>titration_pairs</w:t>
-      </w:r>
-      <w:proofErr w:type="spellEnd"/>
-      <w:r>
-        <w:t>/</w:t>
-      </w:r>
-      <w:proofErr w:type="spellStart"/>
-      <w:r>
-        <w:t>draft</w:t>
-      </w:r>
-      <w:proofErr w:type="spellEnd"/>
-      <w:r>
-        <w:t>. Если черновика нет, отображается первый шаг добавления.</w:t>
-      </w:r>
-    </w:p>
-    <w:p>
-      <w:pPr>
-        <w:ind w:firstLine="709"/>
-      </w:pPr>
-      <w:r>
-        <w:t xml:space="preserve">4.6.3 На первом шаге </w:t>
-      </w:r>
-      <w:r>
-        <w:t>создатель указывает название услуги и выбирает изображение и видео. Вызывается метод POST /</w:t>
-      </w:r>
-      <w:proofErr w:type="spellStart"/>
-      <w:r>
-        <w:t>api</w:t>
-      </w:r>
-      <w:proofErr w:type="spellEnd"/>
-      <w:r>
-        <w:t>/</w:t>
-      </w:r>
-      <w:proofErr w:type="spellStart"/>
-      <w:r>
-        <w:t>titration_pairs</w:t>
-      </w:r>
-      <w:proofErr w:type="spellEnd"/>
-      <w:r>
-        <w:t>; создаётся черновик, создателем которого автоматически становится текущий пользователь.</w:t>
-      </w:r>
-    </w:p>
-    <w:p>
-      <w:pPr>
-        <w:ind w:firstLine="709"/>
-      </w:pPr>
-      <w:r>
-        <w:t>4.6.4 На втором шаге создатель заполняет описание, значен</w:t>
-      </w:r>
-      <w:r>
-        <w:t xml:space="preserve">ие </w:t>
+      </w:pPr>
+      <w:r>
+        <w:t xml:space="preserve">4.6.4 На втором шаге создатель заполняет описание, значение </w:t>
       </w:r>
       <w:proofErr w:type="spellStart"/>
       <w:r>
@@ -3421,14 +3398,7 @@
           <w:b/>
           <w:bCs/>
         </w:rPr>
-        <w:t>5 Требо</w:t>
-      </w:r>
-      <w:r>
-        <w:rPr>
-          <w:b/>
-          <w:bCs/>
-        </w:rPr>
-        <w:t>вания к аппаратному обеспечению</w:t>
+        <w:t>5 Требования к аппаратному обеспечению</w:t>
       </w:r>
     </w:p>
     <w:p>
@@ -3485,10 +3455,7 @@
       </w:pPr>
       <w:r>
         <w:lastRenderedPageBreak/>
-        <w:t>сетевое подключение со скоростью не м</w:t>
-      </w:r>
-      <w:r>
-        <w:t>енее 100 Мбит/с.</w:t>
+        <w:t>сетевое подключение со скоростью не менее 100 Мбит/с.</w:t>
       </w:r>
     </w:p>
     <w:p>
@@ -3676,10 +3643,7 @@
       </w:r>
       <w:proofErr w:type="spellStart"/>
       <w:r>
-        <w:t>T</w:t>
-      </w:r>
-      <w:r>
-        <w:t>ypeORM</w:t>
+        <w:t>TypeORM</w:t>
       </w:r>
       <w:proofErr w:type="spellEnd"/>
       <w:r>
@@ -3798,10 +3762,7 @@
       </w:r>
       <w:proofErr w:type="spellEnd"/>
       <w:r>
-        <w:t xml:space="preserve"> 120, Microsoft Edge 120, Mozilla Firefox 120, Safari 17 </w:t>
-      </w:r>
-      <w:r>
-        <w:t>или более поздних версий;</w:t>
+        <w:t xml:space="preserve"> 120, Microsoft Edge 120, Mozilla Firefox 120, Safari 17 или более поздних версий;</w:t>
       </w:r>
     </w:p>
     <w:p>
@@ -3860,7 +3821,7 @@
           <w:numId w:val="2"/>
         </w:numPr>
         <w:sectPr>
-          <w:footerReference w:type="default" r:id="rId11"/>
+          <w:footerReference w:type="default" r:id="rId12"/>
           <w:pgSz w:w="11906" w:h="16838"/>
           <w:pgMar w:top="1134" w:right="850" w:bottom="1134" w:left="1701" w:header="708" w:footer="708" w:gutter="0"/>
           <w:cols w:space="720"/>
@@ -3944,7 +3905,7 @@
               <w:bottom w:val="single" w:sz="4" w:space="0" w:color="000000"/>
               <w:right w:val="single" w:sz="4" w:space="0" w:color="000000"/>
             </w:tcBorders>
-            <w:shd w:val="clear" w:color="auto" w:fill="E7E6E6"/>
+            <w:shd w:val="clear" w:color="auto" w:fill="auto"/>
             <w:tcMar>
               <w:top w:w="40" w:type="dxa"/>
               <w:left w:w="80" w:type="dxa"/>
@@ -3978,7 +3939,7 @@
               <w:bottom w:val="single" w:sz="4" w:space="0" w:color="000000"/>
               <w:right w:val="single" w:sz="4" w:space="0" w:color="000000"/>
             </w:tcBorders>
-            <w:shd w:val="clear" w:color="auto" w:fill="E7E6E6"/>
+            <w:shd w:val="clear" w:color="auto" w:fill="auto"/>
             <w:tcMar>
               <w:top w:w="40" w:type="dxa"/>
               <w:left w:w="80" w:type="dxa"/>
@@ -4012,7 +3973,7 @@
               <w:bottom w:val="single" w:sz="4" w:space="0" w:color="000000"/>
               <w:right w:val="single" w:sz="4" w:space="0" w:color="000000"/>
             </w:tcBorders>
-            <w:shd w:val="clear" w:color="auto" w:fill="E7E6E6"/>
+            <w:shd w:val="clear" w:color="auto" w:fill="auto"/>
             <w:tcMar>
               <w:top w:w="40" w:type="dxa"/>
               <w:left w:w="80" w:type="dxa"/>
@@ -4046,7 +4007,7 @@
               <w:bottom w:val="single" w:sz="4" w:space="0" w:color="000000"/>
               <w:right w:val="single" w:sz="4" w:space="0" w:color="000000"/>
             </w:tcBorders>
-            <w:shd w:val="clear" w:color="auto" w:fill="E7E6E6"/>
+            <w:shd w:val="clear" w:color="auto" w:fill="auto"/>
             <w:tcMar>
               <w:top w:w="40" w:type="dxa"/>
               <w:left w:w="80" w:type="dxa"/>
@@ -4080,7 +4041,7 @@
               <w:bottom w:val="single" w:sz="4" w:space="0" w:color="000000"/>
               <w:right w:val="single" w:sz="4" w:space="0" w:color="000000"/>
             </w:tcBorders>
-            <w:shd w:val="clear" w:color="auto" w:fill="E7E6E6"/>
+            <w:shd w:val="clear" w:color="auto" w:fill="auto"/>
             <w:tcMar>
               <w:top w:w="40" w:type="dxa"/>
               <w:left w:w="80" w:type="dxa"/>
@@ -4114,7 +4075,7 @@
               <w:bottom w:val="single" w:sz="4" w:space="0" w:color="000000"/>
               <w:right w:val="single" w:sz="4" w:space="0" w:color="000000"/>
             </w:tcBorders>
-            <w:shd w:val="clear" w:color="auto" w:fill="E7E6E6"/>
+            <w:shd w:val="clear" w:color="auto" w:fill="auto"/>
             <w:tcMar>
               <w:top w:w="40" w:type="dxa"/>
               <w:left w:w="80" w:type="dxa"/>
@@ -4148,7 +4109,7 @@
               <w:bottom w:val="single" w:sz="4" w:space="0" w:color="000000"/>
               <w:right w:val="single" w:sz="4" w:space="0" w:color="000000"/>
             </w:tcBorders>
-            <w:shd w:val="clear" w:color="auto" w:fill="E7E6E6"/>
+            <w:shd w:val="clear" w:color="auto" w:fill="auto"/>
             <w:tcMar>
               <w:top w:w="40" w:type="dxa"/>
               <w:left w:w="80" w:type="dxa"/>
@@ -4188,7 +4149,7 @@
               <w:bottom w:val="single" w:sz="4" w:space="0" w:color="000000"/>
               <w:right w:val="single" w:sz="4" w:space="0" w:color="000000"/>
             </w:tcBorders>
-            <w:shd w:val="clear" w:color="auto" w:fill="E7E6E6"/>
+            <w:shd w:val="clear" w:color="auto" w:fill="auto"/>
             <w:tcMar>
               <w:top w:w="40" w:type="dxa"/>
               <w:left w:w="80" w:type="dxa"/>
@@ -4589,11 +4550,15 @@
             <w:pPr>
               <w:spacing w:line="240" w:lineRule="auto"/>
               <w:jc w:val="left"/>
-            </w:pPr>
-            <w:r>
-              <w:rPr>
-                <w:sz w:val="24"/>
-                <w:szCs w:val="24"/>
+              <w:rPr>
+                <w:lang w:val="en-US"/>
+              </w:rPr>
+            </w:pPr>
+            <w:r>
+              <w:rPr>
+                <w:sz w:val="24"/>
+                <w:szCs w:val="24"/>
+                <w:lang w:val="en-US"/>
               </w:rPr>
               <w:t>/</w:t>
             </w:r>
@@ -4602,6 +4567,7 @@
               <w:rPr>
                 <w:sz w:val="24"/>
                 <w:szCs w:val="24"/>
+                <w:lang w:val="en-US"/>
               </w:rPr>
               <w:t>api</w:t>
             </w:r>
@@ -4610,6 +4576,7 @@
               <w:rPr>
                 <w:sz w:val="24"/>
                 <w:szCs w:val="24"/>
+                <w:lang w:val="en-US"/>
               </w:rPr>
               <w:t>/</w:t>
             </w:r>
@@ -4618,6 +4585,7 @@
               <w:rPr>
                 <w:sz w:val="24"/>
                 <w:szCs w:val="24"/>
+                <w:lang w:val="en-US"/>
               </w:rPr>
               <w:t>titration_pairs</w:t>
             </w:r>
@@ -4626,18 +4594,10 @@
               <w:rPr>
                 <w:sz w:val="24"/>
                 <w:szCs w:val="24"/>
-              </w:rPr>
-              <w:t>/</w:t>
-            </w:r>
-            <w:proofErr w:type="spellStart"/>
-            <w:r>
-              <w:rPr>
-                <w:sz w:val="24"/>
-                <w:szCs w:val="24"/>
-              </w:rPr>
-              <w:t>feed</w:t>
-            </w:r>
-            <w:proofErr w:type="spellEnd"/>
+                <w:lang w:val="en-US"/>
+              </w:rPr>
+              <w:t>/feed/:id</w:t>
+            </w:r>
           </w:p>
         </w:tc>
         <w:tc>
@@ -4667,7 +4627,39 @@
                 <w:sz w:val="24"/>
                 <w:szCs w:val="24"/>
               </w:rPr>
-              <w:t>Лента: первая опубликованная услуга</w:t>
+              <w:t xml:space="preserve">Запись ленты по идентификатору; с </w:t>
+            </w:r>
+            <w:proofErr w:type="spellStart"/>
+            <w:r>
+              <w:rPr>
+                <w:sz w:val="24"/>
+                <w:szCs w:val="24"/>
+              </w:rPr>
+              <w:t>next</w:t>
+            </w:r>
+            <w:proofErr w:type="spellEnd"/>
+            <w:r>
+              <w:rPr>
+                <w:sz w:val="24"/>
+                <w:szCs w:val="24"/>
+              </w:rPr>
+              <w:t>=</w:t>
+            </w:r>
+            <w:proofErr w:type="spellStart"/>
+            <w:r>
+              <w:rPr>
+                <w:sz w:val="24"/>
+                <w:szCs w:val="24"/>
+              </w:rPr>
+              <w:t>true</w:t>
+            </w:r>
+            <w:proofErr w:type="spellEnd"/>
+            <w:r>
+              <w:rPr>
+                <w:sz w:val="24"/>
+                <w:szCs w:val="24"/>
+              </w:rPr>
+              <w:t xml:space="preserve"> — следующая запись</w:t>
             </w:r>
           </w:p>
         </w:tc>
@@ -4724,13 +4716,63 @@
               <w:spacing w:line="240" w:lineRule="auto"/>
               <w:jc w:val="left"/>
             </w:pPr>
-            <w:r>
-              <w:rPr>
-                <w:sz w:val="24"/>
-                <w:szCs w:val="24"/>
-              </w:rPr>
-              <w:t>—</w:t>
-            </w:r>
+            <w:proofErr w:type="spellStart"/>
+            <w:r>
+              <w:rPr>
+                <w:sz w:val="24"/>
+                <w:szCs w:val="24"/>
+              </w:rPr>
+              <w:t>path</w:t>
+            </w:r>
+            <w:proofErr w:type="spellEnd"/>
+            <w:r>
+              <w:rPr>
+                <w:sz w:val="24"/>
+                <w:szCs w:val="24"/>
+              </w:rPr>
+              <w:t xml:space="preserve">: </w:t>
+            </w:r>
+            <w:proofErr w:type="spellStart"/>
+            <w:r>
+              <w:rPr>
+                <w:sz w:val="24"/>
+                <w:szCs w:val="24"/>
+              </w:rPr>
+              <w:t>id</w:t>
+            </w:r>
+            <w:proofErr w:type="spellEnd"/>
+            <w:r>
+              <w:rPr>
+                <w:sz w:val="24"/>
+                <w:szCs w:val="24"/>
+              </w:rPr>
+              <w:t xml:space="preserve">; </w:t>
+            </w:r>
+            <w:proofErr w:type="spellStart"/>
+            <w:r>
+              <w:rPr>
+                <w:sz w:val="24"/>
+                <w:szCs w:val="24"/>
+              </w:rPr>
+              <w:t>query</w:t>
+            </w:r>
+            <w:proofErr w:type="spellEnd"/>
+            <w:r>
+              <w:rPr>
+                <w:sz w:val="24"/>
+                <w:szCs w:val="24"/>
+              </w:rPr>
+              <w:t xml:space="preserve">: </w:t>
+            </w:r>
+            <w:proofErr w:type="spellStart"/>
+            <w:r>
+              <w:rPr>
+                <w:sz w:val="24"/>
+                <w:szCs w:val="24"/>
+              </w:rPr>
+              <w:t>next</w:t>
+            </w:r>
+            <w:proofErr w:type="spellEnd"/>
           </w:p>
         </w:tc>
         <w:tc>
@@ -4868,15 +4910,11 @@
             <w:pPr>
               <w:spacing w:line="240" w:lineRule="auto"/>
               <w:jc w:val="left"/>
-              <w:rPr>
-                <w:lang w:val="en-US"/>
-              </w:rPr>
-            </w:pPr>
-            <w:r>
-              <w:rPr>
-                <w:sz w:val="24"/>
-                <w:szCs w:val="24"/>
-                <w:lang w:val="en-US"/>
+            </w:pPr>
+            <w:r>
+              <w:rPr>
+                <w:sz w:val="24"/>
+                <w:szCs w:val="24"/>
               </w:rPr>
               <w:t>/</w:t>
             </w:r>
@@ -4885,7 +4923,6 @@
               <w:rPr>
                 <w:sz w:val="24"/>
                 <w:szCs w:val="24"/>
-                <w:lang w:val="en-US"/>
               </w:rPr>
               <w:t>api</w:t>
             </w:r>
@@ -4894,7 +4931,6 @@
               <w:rPr>
                 <w:sz w:val="24"/>
                 <w:szCs w:val="24"/>
-                <w:lang w:val="en-US"/>
               </w:rPr>
               <w:t>/</w:t>
             </w:r>
@@ -4903,7 +4939,6 @@
               <w:rPr>
                 <w:sz w:val="24"/>
                 <w:szCs w:val="24"/>
-                <w:lang w:val="en-US"/>
               </w:rPr>
               <w:t>titration_pairs</w:t>
             </w:r>
@@ -4912,10 +4947,18 @@
               <w:rPr>
                 <w:sz w:val="24"/>
                 <w:szCs w:val="24"/>
-                <w:lang w:val="en-US"/>
-              </w:rPr>
-              <w:t>/feed/:id</w:t>
-            </w:r>
+              </w:rPr>
+              <w:t>/</w:t>
+            </w:r>
+            <w:proofErr w:type="spellStart"/>
+            <w:r>
+              <w:rPr>
+                <w:sz w:val="24"/>
+                <w:szCs w:val="24"/>
+              </w:rPr>
+              <w:t>draft</w:t>
+            </w:r>
+            <w:proofErr w:type="spellEnd"/>
           </w:p>
         </w:tc>
         <w:tc>
@@ -4945,39 +4988,7 @@
                 <w:sz w:val="24"/>
                 <w:szCs w:val="24"/>
               </w:rPr>
-              <w:t xml:space="preserve">Запись ленты по идентификатору; с </w:t>
-            </w:r>
-            <w:proofErr w:type="spellStart"/>
-            <w:r>
-              <w:rPr>
-                <w:sz w:val="24"/>
-                <w:szCs w:val="24"/>
-              </w:rPr>
-              <w:t>next</w:t>
-            </w:r>
-            <w:proofErr w:type="spellEnd"/>
-            <w:r>
-              <w:rPr>
-                <w:sz w:val="24"/>
-                <w:szCs w:val="24"/>
-              </w:rPr>
-              <w:t>=</w:t>
-            </w:r>
-            <w:proofErr w:type="spellStart"/>
-            <w:r>
-              <w:rPr>
-                <w:sz w:val="24"/>
-                <w:szCs w:val="24"/>
-              </w:rPr>
-              <w:t>true</w:t>
-            </w:r>
-            <w:proofErr w:type="spellEnd"/>
-            <w:r>
-              <w:rPr>
-                <w:sz w:val="24"/>
-                <w:szCs w:val="24"/>
-              </w:rPr>
-              <w:t xml:space="preserve"> — следующая запись</w:t>
+              <w:t>Черновик текущего пользователя</w:t>
             </w:r>
           </w:p>
         </w:tc>
@@ -5008,7 +5019,7 @@
                 <w:sz w:val="24"/>
                 <w:szCs w:val="24"/>
               </w:rPr>
-              <w:t>гость, создатель</w:t>
+              <w:t>создатель</w:t>
             </w:r>
           </w:p>
         </w:tc>
@@ -5040,7 +5051,7 @@
                 <w:sz w:val="24"/>
                 <w:szCs w:val="24"/>
               </w:rPr>
-              <w:t>path</w:t>
+              <w:t>кука</w:t>
             </w:r>
             <w:proofErr w:type="spellEnd"/>
             <w:r>
@@ -5048,7 +5059,7 @@
                 <w:sz w:val="24"/>
                 <w:szCs w:val="24"/>
               </w:rPr>
-              <w:t xml:space="preserve">: </w:t>
+              <w:t xml:space="preserve"> </w:t>
             </w:r>
             <w:proofErr w:type="spellStart"/>
             <w:r>
@@ -5056,39 +5067,7 @@
                 <w:sz w:val="24"/>
                 <w:szCs w:val="24"/>
               </w:rPr>
-              <w:t>id</w:t>
-            </w:r>
-            <w:proofErr w:type="spellEnd"/>
-            <w:r>
-              <w:rPr>
-                <w:sz w:val="24"/>
-                <w:szCs w:val="24"/>
-              </w:rPr>
-              <w:t xml:space="preserve">; </w:t>
-            </w:r>
-            <w:proofErr w:type="spellStart"/>
-            <w:r>
-              <w:rPr>
-                <w:sz w:val="24"/>
-                <w:szCs w:val="24"/>
-              </w:rPr>
-              <w:t>query</w:t>
-            </w:r>
-            <w:proofErr w:type="spellEnd"/>
-            <w:r>
-              <w:rPr>
-                <w:sz w:val="24"/>
-                <w:szCs w:val="24"/>
-              </w:rPr>
-              <w:t xml:space="preserve">: </w:t>
-            </w:r>
-            <w:proofErr w:type="spellStart"/>
-            <w:r>
-              <w:rPr>
-                <w:sz w:val="24"/>
-                <w:szCs w:val="24"/>
-              </w:rPr>
-              <w:t>next</w:t>
+              <w:t>sessionId</w:t>
             </w:r>
             <w:proofErr w:type="spellEnd"/>
           </w:p>
@@ -5120,23 +5099,7 @@
                 <w:sz w:val="24"/>
                 <w:szCs w:val="24"/>
               </w:rPr>
-              <w:t xml:space="preserve">200 — услуга с признаком </w:t>
-            </w:r>
-            <w:proofErr w:type="spellStart"/>
-            <w:r>
-              <w:rPr>
-                <w:sz w:val="24"/>
-                <w:szCs w:val="24"/>
-              </w:rPr>
-              <w:t>is_liked</w:t>
-            </w:r>
-            <w:proofErr w:type="spellEnd"/>
-            <w:r>
-              <w:rPr>
-                <w:sz w:val="24"/>
-                <w:szCs w:val="24"/>
-              </w:rPr>
-              <w:t>; 404</w:t>
+              <w:t>200 — услуга; 401; 404</w:t>
             </w:r>
           </w:p>
         </w:tc>
@@ -5203,7 +5166,7 @@
                 <w:sz w:val="24"/>
                 <w:szCs w:val="24"/>
               </w:rPr>
-              <w:t>GET</w:t>
+              <w:t>POST</w:t>
             </w:r>
           </w:p>
         </w:tc>
@@ -5261,22 +5224,6 @@
               <w:t>titration_pairs</w:t>
             </w:r>
             <w:proofErr w:type="spellEnd"/>
-            <w:r>
-              <w:rPr>
-                <w:sz w:val="24"/>
-                <w:szCs w:val="24"/>
-              </w:rPr>
-              <w:t>/</w:t>
-            </w:r>
-            <w:proofErr w:type="spellStart"/>
-            <w:r>
-              <w:rPr>
-                <w:sz w:val="24"/>
-                <w:szCs w:val="24"/>
-              </w:rPr>
-              <w:t>draft</w:t>
-            </w:r>
-            <w:proofErr w:type="spellEnd"/>
           </w:p>
         </w:tc>
         <w:tc>
@@ -5306,7 +5253,7 @@
                 <w:sz w:val="24"/>
                 <w:szCs w:val="24"/>
               </w:rPr>
-              <w:t>Черновик текущего пользователя</w:t>
+              <w:t>Создание услуги-черновика; создатель берётся из сессии</w:t>
             </w:r>
           </w:p>
         </w:tc>
@@ -5369,7 +5316,7 @@
                 <w:sz w:val="24"/>
                 <w:szCs w:val="24"/>
               </w:rPr>
-              <w:t>кука</w:t>
+              <w:t>multipart</w:t>
             </w:r>
             <w:proofErr w:type="spellEnd"/>
             <w:r>
@@ -5377,7 +5324,7 @@
                 <w:sz w:val="24"/>
                 <w:szCs w:val="24"/>
               </w:rPr>
-              <w:t xml:space="preserve"> </w:t>
+              <w:t xml:space="preserve">: </w:t>
             </w:r>
             <w:proofErr w:type="spellStart"/>
             <w:r>
@@ -5385,7 +5332,39 @@
                 <w:sz w:val="24"/>
                 <w:szCs w:val="24"/>
               </w:rPr>
-              <w:t>sessionId</w:t>
+              <w:t>title</w:t>
+            </w:r>
+            <w:proofErr w:type="spellEnd"/>
+            <w:r>
+              <w:rPr>
+                <w:sz w:val="24"/>
+                <w:szCs w:val="24"/>
+              </w:rPr>
+              <w:t xml:space="preserve">, </w:t>
+            </w:r>
+            <w:proofErr w:type="spellStart"/>
+            <w:r>
+              <w:rPr>
+                <w:sz w:val="24"/>
+                <w:szCs w:val="24"/>
+              </w:rPr>
+              <w:t>image</w:t>
+            </w:r>
+            <w:proofErr w:type="spellEnd"/>
+            <w:r>
+              <w:rPr>
+                <w:sz w:val="24"/>
+                <w:szCs w:val="24"/>
+              </w:rPr>
+              <w:t xml:space="preserve">, </w:t>
+            </w:r>
+            <w:proofErr w:type="spellStart"/>
+            <w:r>
+              <w:rPr>
+                <w:sz w:val="24"/>
+                <w:szCs w:val="24"/>
+              </w:rPr>
+              <w:t>video</w:t>
             </w:r>
             <w:proofErr w:type="spellEnd"/>
           </w:p>
@@ -5417,7 +5396,7 @@
                 <w:sz w:val="24"/>
                 <w:szCs w:val="24"/>
               </w:rPr>
-              <w:t>200 — услуга; 401; 404</w:t>
+              <w:t>201 — услуга; 400; 401</w:t>
             </w:r>
           </w:p>
         </w:tc>
@@ -5484,7 +5463,7 @@
                 <w:sz w:val="24"/>
                 <w:szCs w:val="24"/>
               </w:rPr>
-              <w:t>POST</w:t>
+              <w:t>PUT</w:t>
             </w:r>
           </w:p>
         </w:tc>
@@ -5542,6 +5521,22 @@
               <w:t>titration_pairs</w:t>
             </w:r>
             <w:proofErr w:type="spellEnd"/>
+            <w:r>
+              <w:rPr>
+                <w:sz w:val="24"/>
+                <w:szCs w:val="24"/>
+              </w:rPr>
+              <w:t>/:</w:t>
+            </w:r>
+            <w:proofErr w:type="spellStart"/>
+            <w:r>
+              <w:rPr>
+                <w:sz w:val="24"/>
+                <w:szCs w:val="24"/>
+              </w:rPr>
+              <w:t>id</w:t>
+            </w:r>
+            <w:proofErr w:type="spellEnd"/>
           </w:p>
         </w:tc>
         <w:tc>
@@ -5571,7 +5566,7 @@
                 <w:sz w:val="24"/>
                 <w:szCs w:val="24"/>
               </w:rPr>
-              <w:t>Создание услуги-черновика; создатель берётся из сессии</w:t>
+              <w:t>Публикация услуги: черновик становится опубликованным</w:t>
             </w:r>
           </w:p>
         </w:tc>
@@ -5602,7 +5597,7 @@
                 <w:sz w:val="24"/>
                 <w:szCs w:val="24"/>
               </w:rPr>
-              <w:t>создатель</w:t>
+              <w:t>создатель услуги, модератор</w:t>
             </w:r>
           </w:p>
         </w:tc>
@@ -5627,64 +5622,36 @@
             <w:pPr>
               <w:spacing w:line="240" w:lineRule="auto"/>
               <w:jc w:val="left"/>
-            </w:pPr>
+              <w:rPr>
+                <w:lang w:val="en-US"/>
+              </w:rPr>
+            </w:pPr>
+            <w:r>
+              <w:rPr>
+                <w:sz w:val="24"/>
+                <w:szCs w:val="24"/>
+                <w:lang w:val="en-US"/>
+              </w:rPr>
+              <w:t xml:space="preserve">path: id; JSON: description, </w:t>
+            </w:r>
             <w:proofErr w:type="spellStart"/>
             <w:r>
               <w:rPr>
                 <w:sz w:val="24"/>
                 <w:szCs w:val="24"/>
-              </w:rPr>
-              <w:t>multipart</w:t>
+                <w:lang w:val="en-US"/>
+              </w:rPr>
+              <w:t>ph</w:t>
             </w:r>
             <w:proofErr w:type="spellEnd"/>
             <w:r>
               <w:rPr>
                 <w:sz w:val="24"/>
                 <w:szCs w:val="24"/>
-              </w:rPr>
-              <w:t xml:space="preserve">: </w:t>
-            </w:r>
-            <w:proofErr w:type="spellStart"/>
-            <w:r>
-              <w:rPr>
-                <w:sz w:val="24"/>
-                <w:szCs w:val="24"/>
-              </w:rPr>
-              <w:t>title</w:t>
-            </w:r>
-            <w:proofErr w:type="spellEnd"/>
-            <w:r>
-              <w:rPr>
-                <w:sz w:val="24"/>
-                <w:szCs w:val="24"/>
-              </w:rPr>
-              <w:t xml:space="preserve">, </w:t>
-            </w:r>
-            <w:proofErr w:type="spellStart"/>
-            <w:r>
-              <w:rPr>
-                <w:sz w:val="24"/>
-                <w:szCs w:val="24"/>
-              </w:rPr>
-              <w:t>image</w:t>
-            </w:r>
-            <w:proofErr w:type="spellEnd"/>
-            <w:r>
-              <w:rPr>
-                <w:sz w:val="24"/>
-                <w:szCs w:val="24"/>
-              </w:rPr>
-              <w:t xml:space="preserve">, </w:t>
-            </w:r>
-            <w:proofErr w:type="spellStart"/>
-            <w:r>
-              <w:rPr>
-                <w:sz w:val="24"/>
-                <w:szCs w:val="24"/>
-              </w:rPr>
-              <w:t>video</w:t>
-            </w:r>
-            <w:proofErr w:type="spellEnd"/>
+                <w:lang w:val="en-US"/>
+              </w:rPr>
+              <w:t>, concentration</w:t>
+            </w:r>
           </w:p>
         </w:tc>
         <w:tc>
@@ -5714,7 +5681,7 @@
                 <w:sz w:val="24"/>
                 <w:szCs w:val="24"/>
               </w:rPr>
-              <w:t>201 — услуга; 400; 401</w:t>
+              <w:t>200 — услуга; 400; 401; 403; 404</w:t>
             </w:r>
           </w:p>
         </w:tc>
@@ -5781,7 +5748,7 @@
                 <w:sz w:val="24"/>
                 <w:szCs w:val="24"/>
               </w:rPr>
-              <w:t>PUT</w:t>
+              <w:t>DELETE</w:t>
             </w:r>
           </w:p>
         </w:tc>
@@ -5806,15 +5773,11 @@
             <w:pPr>
               <w:spacing w:line="240" w:lineRule="auto"/>
               <w:jc w:val="left"/>
-              <w:rPr>
-                <w:lang w:val="en-US"/>
-              </w:rPr>
-            </w:pPr>
-            <w:r>
-              <w:rPr>
-                <w:sz w:val="24"/>
-                <w:szCs w:val="24"/>
-                <w:lang w:val="en-US"/>
+            </w:pPr>
+            <w:r>
+              <w:rPr>
+                <w:sz w:val="24"/>
+                <w:szCs w:val="24"/>
               </w:rPr>
               <w:t>/</w:t>
             </w:r>
@@ -5823,7 +5786,6 @@
               <w:rPr>
                 <w:sz w:val="24"/>
                 <w:szCs w:val="24"/>
-                <w:lang w:val="en-US"/>
               </w:rPr>
               <w:t>api</w:t>
             </w:r>
@@ -5832,7 +5794,6 @@
               <w:rPr>
                 <w:sz w:val="24"/>
                 <w:szCs w:val="24"/>
-                <w:lang w:val="en-US"/>
               </w:rPr>
               <w:t>/</w:t>
             </w:r>
@@ -5841,7 +5802,6 @@
               <w:rPr>
                 <w:sz w:val="24"/>
                 <w:szCs w:val="24"/>
-                <w:lang w:val="en-US"/>
               </w:rPr>
               <w:t>titration_pairs</w:t>
             </w:r>
@@ -5850,10 +5810,18 @@
               <w:rPr>
                 <w:sz w:val="24"/>
                 <w:szCs w:val="24"/>
-                <w:lang w:val="en-US"/>
-              </w:rPr>
-              <w:t>/:id/image</w:t>
-            </w:r>
+              </w:rPr>
+              <w:t>/:</w:t>
+            </w:r>
+            <w:proofErr w:type="spellStart"/>
+            <w:r>
+              <w:rPr>
+                <w:sz w:val="24"/>
+                <w:szCs w:val="24"/>
+              </w:rPr>
+              <w:t>id</w:t>
+            </w:r>
+            <w:proofErr w:type="spellEnd"/>
           </w:p>
         </w:tc>
         <w:tc>
@@ -5883,7 +5851,7 @@
                 <w:sz w:val="24"/>
                 <w:szCs w:val="24"/>
               </w:rPr>
-              <w:t>Замена изображения услуги</w:t>
+              <w:t>Логическое удаление услуги</w:t>
             </w:r>
           </w:p>
         </w:tc>
@@ -5965,38 +5933,6 @@
               <w:t>id</w:t>
             </w:r>
             <w:proofErr w:type="spellEnd"/>
-            <w:r>
-              <w:rPr>
-                <w:sz w:val="24"/>
-                <w:szCs w:val="24"/>
-              </w:rPr>
-              <w:t xml:space="preserve">; </w:t>
-            </w:r>
-            <w:proofErr w:type="spellStart"/>
-            <w:r>
-              <w:rPr>
-                <w:sz w:val="24"/>
-                <w:szCs w:val="24"/>
-              </w:rPr>
-              <w:t>multipart</w:t>
-            </w:r>
-            <w:proofErr w:type="spellEnd"/>
-            <w:r>
-              <w:rPr>
-                <w:sz w:val="24"/>
-                <w:szCs w:val="24"/>
-              </w:rPr>
-              <w:t xml:space="preserve">: </w:t>
-            </w:r>
-            <w:proofErr w:type="spellStart"/>
-            <w:r>
-              <w:rPr>
-                <w:sz w:val="24"/>
-                <w:szCs w:val="24"/>
-              </w:rPr>
-              <w:t>image</w:t>
-            </w:r>
-            <w:proofErr w:type="spellEnd"/>
           </w:p>
         </w:tc>
         <w:tc>
@@ -6026,7 +5962,23 @@
                 <w:sz w:val="24"/>
                 <w:szCs w:val="24"/>
               </w:rPr>
-              <w:t>200 — услуга; 400; 401; 403; 404</w:t>
+              <w:t xml:space="preserve">200 — </w:t>
+            </w:r>
+            <w:proofErr w:type="spellStart"/>
+            <w:r>
+              <w:rPr>
+                <w:sz w:val="24"/>
+                <w:szCs w:val="24"/>
+              </w:rPr>
+              <w:t>id</w:t>
+            </w:r>
+            <w:proofErr w:type="spellEnd"/>
+            <w:r>
+              <w:rPr>
+                <w:sz w:val="24"/>
+                <w:szCs w:val="24"/>
+              </w:rPr>
+              <w:t xml:space="preserve"> услуги; 401; 403; 404</w:t>
             </w:r>
           </w:p>
         </w:tc>
@@ -6093,7 +6045,7 @@
                 <w:sz w:val="24"/>
                 <w:szCs w:val="24"/>
               </w:rPr>
-              <w:t>PUT</w:t>
+              <w:t>POST</w:t>
             </w:r>
           </w:p>
         </w:tc>
@@ -6118,11 +6070,15 @@
             <w:pPr>
               <w:spacing w:line="240" w:lineRule="auto"/>
               <w:jc w:val="left"/>
-            </w:pPr>
-            <w:r>
-              <w:rPr>
-                <w:sz w:val="24"/>
-                <w:szCs w:val="24"/>
+              <w:rPr>
+                <w:lang w:val="en-US"/>
+              </w:rPr>
+            </w:pPr>
+            <w:r>
+              <w:rPr>
+                <w:sz w:val="24"/>
+                <w:szCs w:val="24"/>
+                <w:lang w:val="en-US"/>
               </w:rPr>
               <w:t>/</w:t>
             </w:r>
@@ -6131,6 +6087,7 @@
               <w:rPr>
                 <w:sz w:val="24"/>
                 <w:szCs w:val="24"/>
+                <w:lang w:val="en-US"/>
               </w:rPr>
               <w:t>api</w:t>
             </w:r>
@@ -6139,6 +6096,7 @@
               <w:rPr>
                 <w:sz w:val="24"/>
                 <w:szCs w:val="24"/>
+                <w:lang w:val="en-US"/>
               </w:rPr>
               <w:t>/</w:t>
             </w:r>
@@ -6147,6 +6105,7 @@
               <w:rPr>
                 <w:sz w:val="24"/>
                 <w:szCs w:val="24"/>
+                <w:lang w:val="en-US"/>
               </w:rPr>
               <w:t>titration_pairs</w:t>
             </w:r>
@@ -6155,18 +6114,10 @@
               <w:rPr>
                 <w:sz w:val="24"/>
                 <w:szCs w:val="24"/>
-              </w:rPr>
-              <w:t>/:</w:t>
-            </w:r>
-            <w:proofErr w:type="spellStart"/>
-            <w:r>
-              <w:rPr>
-                <w:sz w:val="24"/>
-                <w:szCs w:val="24"/>
-              </w:rPr>
-              <w:t>id</w:t>
-            </w:r>
-            <w:proofErr w:type="spellEnd"/>
+                <w:lang w:val="en-US"/>
+              </w:rPr>
+              <w:t>/:id/like</w:t>
+            </w:r>
           </w:p>
         </w:tc>
         <w:tc>
@@ -6196,7 +6147,7 @@
                 <w:sz w:val="24"/>
                 <w:szCs w:val="24"/>
               </w:rPr>
-              <w:t>Публикация услуги: черновик становится опубликованным</w:t>
+              <w:t>Постановка и снятие лайка</w:t>
             </w:r>
           </w:p>
         </w:tc>
@@ -6227,7 +6178,7 @@
                 <w:sz w:val="24"/>
                 <w:szCs w:val="24"/>
               </w:rPr>
-              <w:t>создатель услуги, модератор</w:t>
+              <w:t>создатель</w:t>
             </w:r>
           </w:p>
         </w:tc>
@@ -6262,25 +6213,22 @@
                 <w:szCs w:val="24"/>
                 <w:lang w:val="en-US"/>
               </w:rPr>
-              <w:t xml:space="preserve">path: id; JSON: description, </w:t>
-            </w:r>
-            <w:proofErr w:type="spellStart"/>
+              <w:t xml:space="preserve">path: id; JSON: value — 1 </w:t>
+            </w:r>
+            <w:r>
+              <w:rPr>
+                <w:sz w:val="24"/>
+                <w:szCs w:val="24"/>
+              </w:rPr>
+              <w:t>или</w:t>
+            </w:r>
             <w:r>
               <w:rPr>
                 <w:sz w:val="24"/>
                 <w:szCs w:val="24"/>
                 <w:lang w:val="en-US"/>
               </w:rPr>
-              <w:t>ph</w:t>
-            </w:r>
-            <w:proofErr w:type="spellEnd"/>
-            <w:r>
-              <w:rPr>
-                <w:sz w:val="24"/>
-                <w:szCs w:val="24"/>
-                <w:lang w:val="en-US"/>
-              </w:rPr>
-              <w:t>, concentration</w:t>
+              <w:t xml:space="preserve"> 0</w:t>
             </w:r>
           </w:p>
         </w:tc>
@@ -6311,7 +6259,39 @@
                 <w:sz w:val="24"/>
                 <w:szCs w:val="24"/>
               </w:rPr>
-              <w:t>200 — услуга; 400; 401; 403; 404</w:t>
+              <w:t xml:space="preserve">201 — </w:t>
+            </w:r>
+            <w:proofErr w:type="spellStart"/>
+            <w:r>
+              <w:rPr>
+                <w:sz w:val="24"/>
+                <w:szCs w:val="24"/>
+              </w:rPr>
+              <w:t>liked</w:t>
+            </w:r>
+            <w:proofErr w:type="spellEnd"/>
+            <w:r>
+              <w:rPr>
+                <w:sz w:val="24"/>
+                <w:szCs w:val="24"/>
+              </w:rPr>
+              <w:t xml:space="preserve">, </w:t>
+            </w:r>
+            <w:proofErr w:type="spellStart"/>
+            <w:r>
+              <w:rPr>
+                <w:sz w:val="24"/>
+                <w:szCs w:val="24"/>
+              </w:rPr>
+              <w:t>likes_count</w:t>
+            </w:r>
+            <w:proofErr w:type="spellEnd"/>
+            <w:r>
+              <w:rPr>
+                <w:sz w:val="24"/>
+                <w:szCs w:val="24"/>
+              </w:rPr>
+              <w:t>; 400; 401; 404</w:t>
             </w:r>
           </w:p>
         </w:tc>
@@ -6322,13 +6302,15 @@
         </w:trPr>
         <w:tc>
           <w:tcPr>
-            <w:tcW w:w="560" w:type="dxa"/>
+            <w:tcW w:w="14570" w:type="dxa"/>
+            <w:gridSpan w:val="7"/>
             <w:tcBorders>
               <w:top w:val="single" w:sz="4" w:space="0" w:color="000000"/>
               <w:left w:val="single" w:sz="4" w:space="0" w:color="000000"/>
               <w:bottom w:val="single" w:sz="4" w:space="0" w:color="000000"/>
               <w:right w:val="single" w:sz="4" w:space="0" w:color="000000"/>
             </w:tcBorders>
+            <w:shd w:val="clear" w:color="auto" w:fill="auto"/>
             <w:tcMar>
               <w:top w:w="40" w:type="dxa"/>
               <w:left w:w="80" w:type="dxa"/>
@@ -6344,272 +6326,13 @@
             </w:pPr>
             <w:r>
               <w:rPr>
+                <w:b/>
+                <w:bCs/>
                 <w:sz w:val="24"/>
                 <w:szCs w:val="24"/>
               </w:rPr>
               <w:lastRenderedPageBreak/>
-              <w:t>8</w:t>
-            </w:r>
-          </w:p>
-        </w:tc>
-        <w:tc>
-          <w:tcPr>
-            <w:tcW w:w="1080" w:type="dxa"/>
-            <w:tcBorders>
-              <w:top w:val="single" w:sz="4" w:space="0" w:color="000000"/>
-              <w:left w:val="single" w:sz="4" w:space="0" w:color="000000"/>
-              <w:bottom w:val="single" w:sz="4" w:space="0" w:color="000000"/>
-              <w:right w:val="single" w:sz="4" w:space="0" w:color="000000"/>
-            </w:tcBorders>
-            <w:tcMar>
-              <w:top w:w="40" w:type="dxa"/>
-              <w:left w:w="80" w:type="dxa"/>
-              <w:bottom w:w="40" w:type="dxa"/>
-              <w:right w:w="80" w:type="dxa"/>
-            </w:tcMar>
-            <w:vAlign w:val="center"/>
-          </w:tcPr>
-          <w:p>
-            <w:pPr>
-              <w:spacing w:line="240" w:lineRule="auto"/>
-              <w:jc w:val="left"/>
-            </w:pPr>
-            <w:r>
-              <w:rPr>
-                <w:sz w:val="24"/>
-                <w:szCs w:val="24"/>
-              </w:rPr>
-              <w:t>DELETE</w:t>
-            </w:r>
-          </w:p>
-        </w:tc>
-        <w:tc>
-          <w:tcPr>
-            <w:tcW w:w="3250" w:type="dxa"/>
-            <w:tcBorders>
-              <w:top w:val="single" w:sz="4" w:space="0" w:color="000000"/>
-              <w:left w:val="single" w:sz="4" w:space="0" w:color="000000"/>
-              <w:bottom w:val="single" w:sz="4" w:space="0" w:color="000000"/>
-              <w:right w:val="single" w:sz="4" w:space="0" w:color="000000"/>
-            </w:tcBorders>
-            <w:tcMar>
-              <w:top w:w="40" w:type="dxa"/>
-              <w:left w:w="80" w:type="dxa"/>
-              <w:bottom w:w="40" w:type="dxa"/>
-              <w:right w:w="80" w:type="dxa"/>
-            </w:tcMar>
-            <w:vAlign w:val="center"/>
-          </w:tcPr>
-          <w:p>
-            <w:pPr>
-              <w:spacing w:line="240" w:lineRule="auto"/>
-              <w:jc w:val="left"/>
-            </w:pPr>
-            <w:r>
-              <w:rPr>
-                <w:sz w:val="24"/>
-                <w:szCs w:val="24"/>
-              </w:rPr>
-              <w:t>/</w:t>
-            </w:r>
-            <w:proofErr w:type="spellStart"/>
-            <w:r>
-              <w:rPr>
-                <w:sz w:val="24"/>
-                <w:szCs w:val="24"/>
-              </w:rPr>
-              <w:t>api</w:t>
-            </w:r>
-            <w:proofErr w:type="spellEnd"/>
-            <w:r>
-              <w:rPr>
-                <w:sz w:val="24"/>
-                <w:szCs w:val="24"/>
-              </w:rPr>
-              <w:t>/</w:t>
-            </w:r>
-            <w:proofErr w:type="spellStart"/>
-            <w:r>
-              <w:rPr>
-                <w:sz w:val="24"/>
-                <w:szCs w:val="24"/>
-              </w:rPr>
-              <w:t>titration_pairs</w:t>
-            </w:r>
-            <w:proofErr w:type="spellEnd"/>
-            <w:r>
-              <w:rPr>
-                <w:sz w:val="24"/>
-                <w:szCs w:val="24"/>
-              </w:rPr>
-              <w:t>/:</w:t>
-            </w:r>
-            <w:proofErr w:type="spellStart"/>
-            <w:r>
-              <w:rPr>
-                <w:sz w:val="24"/>
-                <w:szCs w:val="24"/>
-              </w:rPr>
-              <w:t>id</w:t>
-            </w:r>
-            <w:proofErr w:type="spellEnd"/>
-          </w:p>
-        </w:tc>
-        <w:tc>
-          <w:tcPr>
-            <w:tcW w:w="2900" w:type="dxa"/>
-            <w:tcBorders>
-              <w:top w:val="single" w:sz="4" w:space="0" w:color="000000"/>
-              <w:left w:val="single" w:sz="4" w:space="0" w:color="000000"/>
-              <w:bottom w:val="single" w:sz="4" w:space="0" w:color="000000"/>
-              <w:right w:val="single" w:sz="4" w:space="0" w:color="000000"/>
-            </w:tcBorders>
-            <w:tcMar>
-              <w:top w:w="40" w:type="dxa"/>
-              <w:left w:w="80" w:type="dxa"/>
-              <w:bottom w:w="40" w:type="dxa"/>
-              <w:right w:w="80" w:type="dxa"/>
-            </w:tcMar>
-            <w:vAlign w:val="center"/>
-          </w:tcPr>
-          <w:p>
-            <w:pPr>
-              <w:spacing w:line="240" w:lineRule="auto"/>
-              <w:jc w:val="left"/>
-            </w:pPr>
-            <w:r>
-              <w:rPr>
-                <w:sz w:val="24"/>
-                <w:szCs w:val="24"/>
-              </w:rPr>
-              <w:t>Логическое удаление услуги</w:t>
-            </w:r>
-          </w:p>
-        </w:tc>
-        <w:tc>
-          <w:tcPr>
-            <w:tcW w:w="1630" w:type="dxa"/>
-            <w:tcBorders>
-              <w:top w:val="single" w:sz="4" w:space="0" w:color="000000"/>
-              <w:left w:val="single" w:sz="4" w:space="0" w:color="000000"/>
-              <w:bottom w:val="single" w:sz="4" w:space="0" w:color="000000"/>
-              <w:right w:val="single" w:sz="4" w:space="0" w:color="000000"/>
-            </w:tcBorders>
-            <w:tcMar>
-              <w:top w:w="40" w:type="dxa"/>
-              <w:left w:w="80" w:type="dxa"/>
-              <w:bottom w:w="40" w:type="dxa"/>
-              <w:right w:w="80" w:type="dxa"/>
-            </w:tcMar>
-            <w:vAlign w:val="center"/>
-          </w:tcPr>
-          <w:p>
-            <w:pPr>
-              <w:spacing w:line="240" w:lineRule="auto"/>
-              <w:jc w:val="left"/>
-            </w:pPr>
-            <w:r>
-              <w:rPr>
-                <w:sz w:val="24"/>
-                <w:szCs w:val="24"/>
-              </w:rPr>
-              <w:t>создатель услуги, модератор</w:t>
-            </w:r>
-          </w:p>
-        </w:tc>
-        <w:tc>
-          <w:tcPr>
-            <w:tcW w:w="2550" w:type="dxa"/>
-            <w:tcBorders>
-              <w:top w:val="single" w:sz="4" w:space="0" w:color="000000"/>
-              <w:left w:val="single" w:sz="4" w:space="0" w:color="000000"/>
-              <w:bottom w:val="single" w:sz="4" w:space="0" w:color="000000"/>
-              <w:right w:val="single" w:sz="4" w:space="0" w:color="000000"/>
-            </w:tcBorders>
-            <w:tcMar>
-              <w:top w:w="40" w:type="dxa"/>
-              <w:left w:w="80" w:type="dxa"/>
-              <w:bottom w:w="40" w:type="dxa"/>
-              <w:right w:w="80" w:type="dxa"/>
-            </w:tcMar>
-            <w:vAlign w:val="center"/>
-          </w:tcPr>
-          <w:p>
-            <w:pPr>
-              <w:spacing w:line="240" w:lineRule="auto"/>
-              <w:jc w:val="left"/>
-            </w:pPr>
-            <w:proofErr w:type="spellStart"/>
-            <w:r>
-              <w:rPr>
-                <w:sz w:val="24"/>
-                <w:szCs w:val="24"/>
-              </w:rPr>
-              <w:t>path</w:t>
-            </w:r>
-            <w:proofErr w:type="spellEnd"/>
-            <w:r>
-              <w:rPr>
-                <w:sz w:val="24"/>
-                <w:szCs w:val="24"/>
-              </w:rPr>
-              <w:t xml:space="preserve">: </w:t>
-            </w:r>
-            <w:proofErr w:type="spellStart"/>
-            <w:r>
-              <w:rPr>
-                <w:sz w:val="24"/>
-                <w:szCs w:val="24"/>
-              </w:rPr>
-              <w:t>id</w:t>
-            </w:r>
-            <w:proofErr w:type="spellEnd"/>
-          </w:p>
-        </w:tc>
-        <w:tc>
-          <w:tcPr>
-            <w:tcW w:w="2600" w:type="dxa"/>
-            <w:tcBorders>
-              <w:top w:val="single" w:sz="4" w:space="0" w:color="000000"/>
-              <w:left w:val="single" w:sz="4" w:space="0" w:color="000000"/>
-              <w:bottom w:val="single" w:sz="4" w:space="0" w:color="000000"/>
-              <w:right w:val="single" w:sz="4" w:space="0" w:color="000000"/>
-            </w:tcBorders>
-            <w:tcMar>
-              <w:top w:w="40" w:type="dxa"/>
-              <w:left w:w="80" w:type="dxa"/>
-              <w:bottom w:w="40" w:type="dxa"/>
-              <w:right w:w="80" w:type="dxa"/>
-            </w:tcMar>
-            <w:vAlign w:val="center"/>
-          </w:tcPr>
-          <w:p>
-            <w:pPr>
-              <w:spacing w:line="240" w:lineRule="auto"/>
-              <w:jc w:val="left"/>
-            </w:pPr>
-            <w:r>
-              <w:rPr>
-                <w:sz w:val="24"/>
-                <w:szCs w:val="24"/>
-              </w:rPr>
-              <w:t xml:space="preserve">200 — </w:t>
-            </w:r>
-            <w:proofErr w:type="spellStart"/>
-            <w:r>
-              <w:rPr>
-                <w:sz w:val="24"/>
-                <w:szCs w:val="24"/>
-              </w:rPr>
-              <w:t>id</w:t>
-            </w:r>
-            <w:proofErr w:type="spellEnd"/>
-            <w:r>
-              <w:rPr>
-                <w:sz w:val="24"/>
-                <w:szCs w:val="24"/>
-              </w:rPr>
-              <w:t xml:space="preserve"> услуги; 401; 403; 404</w:t>
+              <w:t>Домен «Пользователи»</w:t>
             </w:r>
           </w:p>
         </w:tc>
@@ -6645,7 +6368,7 @@
                 <w:sz w:val="24"/>
                 <w:szCs w:val="24"/>
               </w:rPr>
-              <w:t>9</w:t>
+              <w:t>8</w:t>
             </w:r>
           </w:p>
         </w:tc>
@@ -6701,15 +6424,11 @@
             <w:pPr>
               <w:spacing w:line="240" w:lineRule="auto"/>
               <w:jc w:val="left"/>
-              <w:rPr>
-                <w:lang w:val="en-US"/>
-              </w:rPr>
-            </w:pPr>
-            <w:r>
-              <w:rPr>
-                <w:sz w:val="24"/>
-                <w:szCs w:val="24"/>
-                <w:lang w:val="en-US"/>
+            </w:pPr>
+            <w:r>
+              <w:rPr>
+                <w:sz w:val="24"/>
+                <w:szCs w:val="24"/>
               </w:rPr>
               <w:t>/</w:t>
             </w:r>
@@ -6718,7 +6437,6 @@
               <w:rPr>
                 <w:sz w:val="24"/>
                 <w:szCs w:val="24"/>
-                <w:lang w:val="en-US"/>
               </w:rPr>
               <w:t>api</w:t>
             </w:r>
@@ -6727,7 +6445,6 @@
               <w:rPr>
                 <w:sz w:val="24"/>
                 <w:szCs w:val="24"/>
-                <w:lang w:val="en-US"/>
               </w:rPr>
               <w:t>/</w:t>
             </w:r>
@@ -6736,7 +6453,6 @@
               <w:rPr>
                 <w:sz w:val="24"/>
                 <w:szCs w:val="24"/>
-                <w:lang w:val="en-US"/>
               </w:rPr>
               <w:t>titration_pairs</w:t>
             </w:r>
@@ -6745,10 +6461,18 @@
               <w:rPr>
                 <w:sz w:val="24"/>
                 <w:szCs w:val="24"/>
-                <w:lang w:val="en-US"/>
-              </w:rPr>
-              <w:t>/:id/like</w:t>
-            </w:r>
+              </w:rPr>
+              <w:t>/</w:t>
+            </w:r>
+            <w:proofErr w:type="spellStart"/>
+            <w:r>
+              <w:rPr>
+                <w:sz w:val="24"/>
+                <w:szCs w:val="24"/>
+              </w:rPr>
+              <w:t>users</w:t>
+            </w:r>
+            <w:proofErr w:type="spellEnd"/>
           </w:p>
         </w:tc>
         <w:tc>
@@ -6778,7 +6502,7 @@
                 <w:sz w:val="24"/>
                 <w:szCs w:val="24"/>
               </w:rPr>
-              <w:t>Постановка и снятие лайка</w:t>
+              <w:t>Регистрация пользователя</w:t>
             </w:r>
           </w:p>
         </w:tc>
@@ -6809,7 +6533,7 @@
                 <w:sz w:val="24"/>
                 <w:szCs w:val="24"/>
               </w:rPr>
-              <w:t>создатель</w:t>
+              <w:t>гость</w:t>
             </w:r>
           </w:p>
         </w:tc>
@@ -6834,33 +6558,39 @@
             <w:pPr>
               <w:spacing w:line="240" w:lineRule="auto"/>
               <w:jc w:val="left"/>
-              <w:rPr>
-                <w:lang w:val="en-US"/>
-              </w:rPr>
-            </w:pPr>
-            <w:r>
-              <w:rPr>
-                <w:sz w:val="24"/>
-                <w:szCs w:val="24"/>
-                <w:lang w:val="en-US"/>
-              </w:rPr>
-              <w:t xml:space="preserve">path: id; JSON: value — 1 </w:t>
-            </w:r>
-            <w:r>
-              <w:rPr>
-                <w:sz w:val="24"/>
-                <w:szCs w:val="24"/>
-              </w:rPr>
-              <w:t>или</w:t>
-            </w:r>
-            <w:r>
-              <w:rPr>
-                <w:sz w:val="24"/>
-                <w:szCs w:val="24"/>
-                <w:lang w:val="en-US"/>
-              </w:rPr>
-              <w:t xml:space="preserve"> 0</w:t>
-            </w:r>
+            </w:pPr>
+            <w:r>
+              <w:rPr>
+                <w:sz w:val="24"/>
+                <w:szCs w:val="24"/>
+              </w:rPr>
+              <w:t xml:space="preserve">JSON: </w:t>
+            </w:r>
+            <w:proofErr w:type="spellStart"/>
+            <w:r>
+              <w:rPr>
+                <w:sz w:val="24"/>
+                <w:szCs w:val="24"/>
+              </w:rPr>
+              <w:t>username</w:t>
+            </w:r>
+            <w:proofErr w:type="spellEnd"/>
+            <w:r>
+              <w:rPr>
+                <w:sz w:val="24"/>
+                <w:szCs w:val="24"/>
+              </w:rPr>
+              <w:t xml:space="preserve">, </w:t>
+            </w:r>
+            <w:proofErr w:type="spellStart"/>
+            <w:r>
+              <w:rPr>
+                <w:sz w:val="24"/>
+                <w:szCs w:val="24"/>
+              </w:rPr>
+              <w:t>password</w:t>
+            </w:r>
+            <w:proofErr w:type="spellEnd"/>
           </w:p>
         </w:tc>
         <w:tc>
@@ -6884,45 +6614,50 @@
             <w:pPr>
               <w:spacing w:line="240" w:lineRule="auto"/>
               <w:jc w:val="left"/>
-            </w:pPr>
-            <w:r>
-              <w:rPr>
-                <w:sz w:val="24"/>
-                <w:szCs w:val="24"/>
+              <w:rPr>
+                <w:lang w:val="en-US"/>
+              </w:rPr>
+            </w:pPr>
+            <w:r>
+              <w:rPr>
+                <w:sz w:val="24"/>
+                <w:szCs w:val="24"/>
+                <w:lang w:val="en-US"/>
               </w:rPr>
               <w:t xml:space="preserve">201 — </w:t>
             </w:r>
+            <w:r>
+              <w:rPr>
+                <w:sz w:val="24"/>
+                <w:szCs w:val="24"/>
+              </w:rPr>
+              <w:t>пользователь</w:t>
+            </w:r>
+            <w:r>
+              <w:rPr>
+                <w:sz w:val="24"/>
+                <w:szCs w:val="24"/>
+                <w:lang w:val="en-US"/>
+              </w:rPr>
+              <w:t xml:space="preserve">: id, username, role, </w:t>
+            </w:r>
             <w:proofErr w:type="spellStart"/>
             <w:r>
               <w:rPr>
                 <w:sz w:val="24"/>
                 <w:szCs w:val="24"/>
-              </w:rPr>
-              <w:t>liked</w:t>
+                <w:lang w:val="en-US"/>
+              </w:rPr>
+              <w:t>created_at</w:t>
             </w:r>
             <w:proofErr w:type="spellEnd"/>
             <w:r>
               <w:rPr>
                 <w:sz w:val="24"/>
                 <w:szCs w:val="24"/>
-              </w:rPr>
-              <w:t xml:space="preserve">, </w:t>
-            </w:r>
-            <w:proofErr w:type="spellStart"/>
-            <w:r>
-              <w:rPr>
-                <w:sz w:val="24"/>
-                <w:szCs w:val="24"/>
-              </w:rPr>
-              <w:t>likes_count</w:t>
-            </w:r>
-            <w:proofErr w:type="spellEnd"/>
-            <w:r>
-              <w:rPr>
-                <w:sz w:val="24"/>
-                <w:szCs w:val="24"/>
-              </w:rPr>
-              <w:t>; 400; 401; 404</w:t>
+                <w:lang w:val="en-US"/>
+              </w:rPr>
+              <w:t>; 400; 409</w:t>
             </w:r>
           </w:p>
         </w:tc>
@@ -6933,15 +6668,13 @@
         </w:trPr>
         <w:tc>
           <w:tcPr>
-            <w:tcW w:w="14570" w:type="dxa"/>
-            <w:gridSpan w:val="7"/>
+            <w:tcW w:w="560" w:type="dxa"/>
             <w:tcBorders>
               <w:top w:val="single" w:sz="4" w:space="0" w:color="000000"/>
               <w:left w:val="single" w:sz="4" w:space="0" w:color="000000"/>
               <w:bottom w:val="single" w:sz="4" w:space="0" w:color="000000"/>
               <w:right w:val="single" w:sz="4" w:space="0" w:color="000000"/>
             </w:tcBorders>
-            <w:shd w:val="clear" w:color="auto" w:fill="E7E6E6"/>
             <w:tcMar>
               <w:top w:w="40" w:type="dxa"/>
               <w:left w:w="80" w:type="dxa"/>
@@ -6957,12 +6690,293 @@
             </w:pPr>
             <w:r>
               <w:rPr>
-                <w:b/>
-                <w:bCs/>
-                <w:sz w:val="24"/>
-                <w:szCs w:val="24"/>
-              </w:rPr>
-              <w:t>Домен «Пользователи»</w:t>
+                <w:sz w:val="24"/>
+                <w:szCs w:val="24"/>
+              </w:rPr>
+              <w:t>9</w:t>
+            </w:r>
+          </w:p>
+        </w:tc>
+        <w:tc>
+          <w:tcPr>
+            <w:tcW w:w="1080" w:type="dxa"/>
+            <w:tcBorders>
+              <w:top w:val="single" w:sz="4" w:space="0" w:color="000000"/>
+              <w:left w:val="single" w:sz="4" w:space="0" w:color="000000"/>
+              <w:bottom w:val="single" w:sz="4" w:space="0" w:color="000000"/>
+              <w:right w:val="single" w:sz="4" w:space="0" w:color="000000"/>
+            </w:tcBorders>
+            <w:tcMar>
+              <w:top w:w="40" w:type="dxa"/>
+              <w:left w:w="80" w:type="dxa"/>
+              <w:bottom w:w="40" w:type="dxa"/>
+              <w:right w:w="80" w:type="dxa"/>
+            </w:tcMar>
+            <w:vAlign w:val="center"/>
+          </w:tcPr>
+          <w:p>
+            <w:pPr>
+              <w:spacing w:line="240" w:lineRule="auto"/>
+              <w:jc w:val="left"/>
+            </w:pPr>
+            <w:r>
+              <w:rPr>
+                <w:sz w:val="24"/>
+                <w:szCs w:val="24"/>
+              </w:rPr>
+              <w:t>POST</w:t>
+            </w:r>
+          </w:p>
+        </w:tc>
+        <w:tc>
+          <w:tcPr>
+            <w:tcW w:w="3250" w:type="dxa"/>
+            <w:tcBorders>
+              <w:top w:val="single" w:sz="4" w:space="0" w:color="000000"/>
+              <w:left w:val="single" w:sz="4" w:space="0" w:color="000000"/>
+              <w:bottom w:val="single" w:sz="4" w:space="0" w:color="000000"/>
+              <w:right w:val="single" w:sz="4" w:space="0" w:color="000000"/>
+            </w:tcBorders>
+            <w:tcMar>
+              <w:top w:w="40" w:type="dxa"/>
+              <w:left w:w="80" w:type="dxa"/>
+              <w:bottom w:w="40" w:type="dxa"/>
+              <w:right w:w="80" w:type="dxa"/>
+            </w:tcMar>
+            <w:vAlign w:val="center"/>
+          </w:tcPr>
+          <w:p>
+            <w:pPr>
+              <w:spacing w:line="240" w:lineRule="auto"/>
+              <w:jc w:val="left"/>
+              <w:rPr>
+                <w:lang w:val="en-US"/>
+              </w:rPr>
+            </w:pPr>
+            <w:r>
+              <w:rPr>
+                <w:sz w:val="24"/>
+                <w:szCs w:val="24"/>
+                <w:lang w:val="en-US"/>
+              </w:rPr>
+              <w:t>/</w:t>
+            </w:r>
+            <w:proofErr w:type="spellStart"/>
+            <w:r>
+              <w:rPr>
+                <w:sz w:val="24"/>
+                <w:szCs w:val="24"/>
+                <w:lang w:val="en-US"/>
+              </w:rPr>
+              <w:t>api</w:t>
+            </w:r>
+            <w:proofErr w:type="spellEnd"/>
+            <w:r>
+              <w:rPr>
+                <w:sz w:val="24"/>
+                <w:szCs w:val="24"/>
+                <w:lang w:val="en-US"/>
+              </w:rPr>
+              <w:t>/</w:t>
+            </w:r>
+            <w:proofErr w:type="spellStart"/>
+            <w:r>
+              <w:rPr>
+                <w:sz w:val="24"/>
+                <w:szCs w:val="24"/>
+                <w:lang w:val="en-US"/>
+              </w:rPr>
+              <w:t>titration_pairs</w:t>
+            </w:r>
+            <w:proofErr w:type="spellEnd"/>
+            <w:r>
+              <w:rPr>
+                <w:sz w:val="24"/>
+                <w:szCs w:val="24"/>
+                <w:lang w:val="en-US"/>
+              </w:rPr>
+              <w:t>/users/login</w:t>
+            </w:r>
+          </w:p>
+        </w:tc>
+        <w:tc>
+          <w:tcPr>
+            <w:tcW w:w="2900" w:type="dxa"/>
+            <w:tcBorders>
+              <w:top w:val="single" w:sz="4" w:space="0" w:color="000000"/>
+              <w:left w:val="single" w:sz="4" w:space="0" w:color="000000"/>
+              <w:bottom w:val="single" w:sz="4" w:space="0" w:color="000000"/>
+              <w:right w:val="single" w:sz="4" w:space="0" w:color="000000"/>
+            </w:tcBorders>
+            <w:tcMar>
+              <w:top w:w="40" w:type="dxa"/>
+              <w:left w:w="80" w:type="dxa"/>
+              <w:bottom w:w="40" w:type="dxa"/>
+              <w:right w:w="80" w:type="dxa"/>
+            </w:tcMar>
+            <w:vAlign w:val="center"/>
+          </w:tcPr>
+          <w:p>
+            <w:pPr>
+              <w:spacing w:line="240" w:lineRule="auto"/>
+              <w:jc w:val="left"/>
+            </w:pPr>
+            <w:r>
+              <w:rPr>
+                <w:sz w:val="24"/>
+                <w:szCs w:val="24"/>
+              </w:rPr>
+              <w:t>Аутентификация: создание сессии</w:t>
+            </w:r>
+          </w:p>
+        </w:tc>
+        <w:tc>
+          <w:tcPr>
+            <w:tcW w:w="1630" w:type="dxa"/>
+            <w:tcBorders>
+              <w:top w:val="single" w:sz="4" w:space="0" w:color="000000"/>
+              <w:left w:val="single" w:sz="4" w:space="0" w:color="000000"/>
+              <w:bottom w:val="single" w:sz="4" w:space="0" w:color="000000"/>
+              <w:right w:val="single" w:sz="4" w:space="0" w:color="000000"/>
+            </w:tcBorders>
+            <w:tcMar>
+              <w:top w:w="40" w:type="dxa"/>
+              <w:left w:w="80" w:type="dxa"/>
+              <w:bottom w:w="40" w:type="dxa"/>
+              <w:right w:w="80" w:type="dxa"/>
+            </w:tcMar>
+            <w:vAlign w:val="center"/>
+          </w:tcPr>
+          <w:p>
+            <w:pPr>
+              <w:spacing w:line="240" w:lineRule="auto"/>
+              <w:jc w:val="left"/>
+            </w:pPr>
+            <w:r>
+              <w:rPr>
+                <w:sz w:val="24"/>
+                <w:szCs w:val="24"/>
+              </w:rPr>
+              <w:t>гость</w:t>
+            </w:r>
+          </w:p>
+        </w:tc>
+        <w:tc>
+          <w:tcPr>
+            <w:tcW w:w="2550" w:type="dxa"/>
+            <w:tcBorders>
+              <w:top w:val="single" w:sz="4" w:space="0" w:color="000000"/>
+              <w:left w:val="single" w:sz="4" w:space="0" w:color="000000"/>
+              <w:bottom w:val="single" w:sz="4" w:space="0" w:color="000000"/>
+              <w:right w:val="single" w:sz="4" w:space="0" w:color="000000"/>
+            </w:tcBorders>
+            <w:tcMar>
+              <w:top w:w="40" w:type="dxa"/>
+              <w:left w:w="80" w:type="dxa"/>
+              <w:bottom w:w="40" w:type="dxa"/>
+              <w:right w:w="80" w:type="dxa"/>
+            </w:tcMar>
+            <w:vAlign w:val="center"/>
+          </w:tcPr>
+          <w:p>
+            <w:pPr>
+              <w:spacing w:line="240" w:lineRule="auto"/>
+              <w:jc w:val="left"/>
+            </w:pPr>
+            <w:r>
+              <w:rPr>
+                <w:sz w:val="24"/>
+                <w:szCs w:val="24"/>
+              </w:rPr>
+              <w:t xml:space="preserve">JSON: </w:t>
+            </w:r>
+            <w:proofErr w:type="spellStart"/>
+            <w:r>
+              <w:rPr>
+                <w:sz w:val="24"/>
+                <w:szCs w:val="24"/>
+              </w:rPr>
+              <w:t>username</w:t>
+            </w:r>
+            <w:proofErr w:type="spellEnd"/>
+            <w:r>
+              <w:rPr>
+                <w:sz w:val="24"/>
+                <w:szCs w:val="24"/>
+              </w:rPr>
+              <w:t xml:space="preserve">, </w:t>
+            </w:r>
+            <w:proofErr w:type="spellStart"/>
+            <w:r>
+              <w:rPr>
+                <w:sz w:val="24"/>
+                <w:szCs w:val="24"/>
+              </w:rPr>
+              <w:t>password</w:t>
+            </w:r>
+            <w:proofErr w:type="spellEnd"/>
+          </w:p>
+        </w:tc>
+        <w:tc>
+          <w:tcPr>
+            <w:tcW w:w="2600" w:type="dxa"/>
+            <w:tcBorders>
+              <w:top w:val="single" w:sz="4" w:space="0" w:color="000000"/>
+              <w:left w:val="single" w:sz="4" w:space="0" w:color="000000"/>
+              <w:bottom w:val="single" w:sz="4" w:space="0" w:color="000000"/>
+              <w:right w:val="single" w:sz="4" w:space="0" w:color="000000"/>
+            </w:tcBorders>
+            <w:tcMar>
+              <w:top w:w="40" w:type="dxa"/>
+              <w:left w:w="80" w:type="dxa"/>
+              <w:bottom w:w="40" w:type="dxa"/>
+              <w:right w:w="80" w:type="dxa"/>
+            </w:tcMar>
+            <w:vAlign w:val="center"/>
+          </w:tcPr>
+          <w:p>
+            <w:pPr>
+              <w:spacing w:line="240" w:lineRule="auto"/>
+              <w:jc w:val="left"/>
+            </w:pPr>
+            <w:r>
+              <w:rPr>
+                <w:sz w:val="24"/>
+                <w:szCs w:val="24"/>
+              </w:rPr>
+              <w:t xml:space="preserve">200 — пользователь и </w:t>
+            </w:r>
+            <w:proofErr w:type="spellStart"/>
+            <w:r>
+              <w:rPr>
+                <w:sz w:val="24"/>
+                <w:szCs w:val="24"/>
+              </w:rPr>
+              <w:t>кука</w:t>
+            </w:r>
+            <w:proofErr w:type="spellEnd"/>
+            <w:r>
+              <w:rPr>
+                <w:sz w:val="24"/>
+                <w:szCs w:val="24"/>
+              </w:rPr>
+              <w:t xml:space="preserve"> </w:t>
+            </w:r>
+            <w:proofErr w:type="spellStart"/>
+            <w:r>
+              <w:rPr>
+                <w:sz w:val="24"/>
+                <w:szCs w:val="24"/>
+              </w:rPr>
+              <w:t>sessionId</w:t>
+            </w:r>
+            <w:proofErr w:type="spellEnd"/>
+            <w:r>
+              <w:rPr>
+                <w:sz w:val="24"/>
+                <w:szCs w:val="24"/>
+              </w:rPr>
+              <w:t>; 400; 401; 429</w:t>
             </w:r>
           </w:p>
         </w:tc>
@@ -6998,7 +7012,14 @@
                 <w:sz w:val="24"/>
                 <w:szCs w:val="24"/>
               </w:rPr>
-              <w:t>10</w:t>
+              <w:t>1</w:t>
+            </w:r>
+            <w:r>
+              <w:rPr>
+                <w:sz w:val="24"/>
+                <w:szCs w:val="24"/>
+              </w:rPr>
+              <w:t>0</w:t>
             </w:r>
           </w:p>
         </w:tc>
@@ -7054,11 +7075,15 @@
             <w:pPr>
               <w:spacing w:line="240" w:lineRule="auto"/>
               <w:jc w:val="left"/>
-            </w:pPr>
-            <w:r>
-              <w:rPr>
-                <w:sz w:val="24"/>
-                <w:szCs w:val="24"/>
+              <w:rPr>
+                <w:lang w:val="en-US"/>
+              </w:rPr>
+            </w:pPr>
+            <w:r>
+              <w:rPr>
+                <w:sz w:val="24"/>
+                <w:szCs w:val="24"/>
+                <w:lang w:val="en-US"/>
               </w:rPr>
               <w:t>/</w:t>
             </w:r>
@@ -7067,6 +7092,7 @@
               <w:rPr>
                 <w:sz w:val="24"/>
                 <w:szCs w:val="24"/>
+                <w:lang w:val="en-US"/>
               </w:rPr>
               <w:t>api</w:t>
             </w:r>
@@ -7075,6 +7101,7 @@
               <w:rPr>
                 <w:sz w:val="24"/>
                 <w:szCs w:val="24"/>
+                <w:lang w:val="en-US"/>
               </w:rPr>
               <w:t>/</w:t>
             </w:r>
@@ -7083,6 +7110,7 @@
               <w:rPr>
                 <w:sz w:val="24"/>
                 <w:szCs w:val="24"/>
+                <w:lang w:val="en-US"/>
               </w:rPr>
               <w:t>titration_pairs</w:t>
             </w:r>
@@ -7091,18 +7119,10 @@
               <w:rPr>
                 <w:sz w:val="24"/>
                 <w:szCs w:val="24"/>
-              </w:rPr>
-              <w:t>/</w:t>
-            </w:r>
-            <w:proofErr w:type="spellStart"/>
-            <w:r>
-              <w:rPr>
-                <w:sz w:val="24"/>
-                <w:szCs w:val="24"/>
-              </w:rPr>
-              <w:t>users</w:t>
-            </w:r>
-            <w:proofErr w:type="spellEnd"/>
+                <w:lang w:val="en-US"/>
+              </w:rPr>
+              <w:t>/users/logout</w:t>
+            </w:r>
           </w:p>
         </w:tc>
         <w:tc>
@@ -7127,12 +7147,21 @@
               <w:spacing w:line="240" w:lineRule="auto"/>
               <w:jc w:val="left"/>
             </w:pPr>
-            <w:r>
-              <w:rPr>
-                <w:sz w:val="24"/>
-                <w:szCs w:val="24"/>
-              </w:rPr>
-              <w:t>Регистрация пользователя</w:t>
+            <w:proofErr w:type="spellStart"/>
+            <w:r>
+              <w:rPr>
+                <w:sz w:val="24"/>
+                <w:szCs w:val="24"/>
+              </w:rPr>
+              <w:t>Деавторизация</w:t>
+            </w:r>
+            <w:proofErr w:type="spellEnd"/>
+            <w:r>
+              <w:rPr>
+                <w:sz w:val="24"/>
+                <w:szCs w:val="24"/>
+              </w:rPr>
+              <w:t>: удаление сессии</w:t>
             </w:r>
           </w:p>
         </w:tc>
@@ -7163,7 +7192,7 @@
                 <w:sz w:val="24"/>
                 <w:szCs w:val="24"/>
               </w:rPr>
-              <w:t>гость</w:t>
+              <w:t>создатель</w:t>
             </w:r>
           </w:p>
         </w:tc>
@@ -7189,20 +7218,13 @@
               <w:spacing w:line="240" w:lineRule="auto"/>
               <w:jc w:val="left"/>
             </w:pPr>
-            <w:r>
-              <w:rPr>
-                <w:sz w:val="24"/>
-                <w:szCs w:val="24"/>
-              </w:rPr>
-              <w:t xml:space="preserve">JSON: </w:t>
-            </w:r>
             <w:proofErr w:type="spellStart"/>
             <w:r>
               <w:rPr>
                 <w:sz w:val="24"/>
                 <w:szCs w:val="24"/>
               </w:rPr>
-              <w:t>username</w:t>
+              <w:t>кука</w:t>
             </w:r>
             <w:proofErr w:type="spellEnd"/>
             <w:r>
@@ -7210,7 +7232,7 @@
                 <w:sz w:val="24"/>
                 <w:szCs w:val="24"/>
               </w:rPr>
-              <w:t xml:space="preserve">, </w:t>
+              <w:t xml:space="preserve"> </w:t>
             </w:r>
             <w:proofErr w:type="spellStart"/>
             <w:r>
@@ -7218,7 +7240,7 @@
                 <w:sz w:val="24"/>
                 <w:szCs w:val="24"/>
               </w:rPr>
-              <w:t>password</w:t>
+              <w:t>sessionId</w:t>
             </w:r>
             <w:proofErr w:type="spellEnd"/>
           </w:p>
@@ -7244,651 +7266,6 @@
             <w:pPr>
               <w:spacing w:line="240" w:lineRule="auto"/>
               <w:jc w:val="left"/>
-              <w:rPr>
-                <w:lang w:val="en-US"/>
-              </w:rPr>
-            </w:pPr>
-            <w:r>
-              <w:rPr>
-                <w:sz w:val="24"/>
-                <w:szCs w:val="24"/>
-                <w:lang w:val="en-US"/>
-              </w:rPr>
-              <w:t xml:space="preserve">201 — </w:t>
-            </w:r>
-            <w:r>
-              <w:rPr>
-                <w:sz w:val="24"/>
-                <w:szCs w:val="24"/>
-              </w:rPr>
-              <w:t>пользователь</w:t>
-            </w:r>
-            <w:r>
-              <w:rPr>
-                <w:sz w:val="24"/>
-                <w:szCs w:val="24"/>
-                <w:lang w:val="en-US"/>
-              </w:rPr>
-              <w:t xml:space="preserve">: id, username, role, </w:t>
-            </w:r>
-            <w:proofErr w:type="spellStart"/>
-            <w:r>
-              <w:rPr>
-                <w:sz w:val="24"/>
-                <w:szCs w:val="24"/>
-                <w:lang w:val="en-US"/>
-              </w:rPr>
-              <w:t>created_at</w:t>
-            </w:r>
-            <w:proofErr w:type="spellEnd"/>
-            <w:r>
-              <w:rPr>
-                <w:sz w:val="24"/>
-                <w:szCs w:val="24"/>
-                <w:lang w:val="en-US"/>
-              </w:rPr>
-              <w:t>; 400; 409</w:t>
-            </w:r>
-          </w:p>
-        </w:tc>
-      </w:tr>
-      <w:tr>
-        <w:trPr>
-          <w:cantSplit/>
-        </w:trPr>
-        <w:tc>
-          <w:tcPr>
-            <w:tcW w:w="560" w:type="dxa"/>
-            <w:tcBorders>
-              <w:top w:val="single" w:sz="4" w:space="0" w:color="000000"/>
-              <w:left w:val="single" w:sz="4" w:space="0" w:color="000000"/>
-              <w:bottom w:val="single" w:sz="4" w:space="0" w:color="000000"/>
-              <w:right w:val="single" w:sz="4" w:space="0" w:color="000000"/>
-            </w:tcBorders>
-            <w:tcMar>
-              <w:top w:w="40" w:type="dxa"/>
-              <w:left w:w="80" w:type="dxa"/>
-              <w:bottom w:w="40" w:type="dxa"/>
-              <w:right w:w="80" w:type="dxa"/>
-            </w:tcMar>
-            <w:vAlign w:val="center"/>
-          </w:tcPr>
-          <w:p>
-            <w:pPr>
-              <w:spacing w:line="240" w:lineRule="auto"/>
-              <w:jc w:val="center"/>
-            </w:pPr>
-            <w:r>
-              <w:rPr>
-                <w:sz w:val="24"/>
-                <w:szCs w:val="24"/>
-              </w:rPr>
-              <w:t>11</w:t>
-            </w:r>
-          </w:p>
-        </w:tc>
-        <w:tc>
-          <w:tcPr>
-            <w:tcW w:w="1080" w:type="dxa"/>
-            <w:tcBorders>
-              <w:top w:val="single" w:sz="4" w:space="0" w:color="000000"/>
-              <w:left w:val="single" w:sz="4" w:space="0" w:color="000000"/>
-              <w:bottom w:val="single" w:sz="4" w:space="0" w:color="000000"/>
-              <w:right w:val="single" w:sz="4" w:space="0" w:color="000000"/>
-            </w:tcBorders>
-            <w:tcMar>
-              <w:top w:w="40" w:type="dxa"/>
-              <w:left w:w="80" w:type="dxa"/>
-              <w:bottom w:w="40" w:type="dxa"/>
-              <w:right w:w="80" w:type="dxa"/>
-            </w:tcMar>
-            <w:vAlign w:val="center"/>
-          </w:tcPr>
-          <w:p>
-            <w:pPr>
-              <w:spacing w:line="240" w:lineRule="auto"/>
-              <w:jc w:val="left"/>
-            </w:pPr>
-            <w:r>
-              <w:rPr>
-                <w:sz w:val="24"/>
-                <w:szCs w:val="24"/>
-              </w:rPr>
-              <w:t>POST</w:t>
-            </w:r>
-          </w:p>
-        </w:tc>
-        <w:tc>
-          <w:tcPr>
-            <w:tcW w:w="3250" w:type="dxa"/>
-            <w:tcBorders>
-              <w:top w:val="single" w:sz="4" w:space="0" w:color="000000"/>
-              <w:left w:val="single" w:sz="4" w:space="0" w:color="000000"/>
-              <w:bottom w:val="single" w:sz="4" w:space="0" w:color="000000"/>
-              <w:right w:val="single" w:sz="4" w:space="0" w:color="000000"/>
-            </w:tcBorders>
-            <w:tcMar>
-              <w:top w:w="40" w:type="dxa"/>
-              <w:left w:w="80" w:type="dxa"/>
-              <w:bottom w:w="40" w:type="dxa"/>
-              <w:right w:w="80" w:type="dxa"/>
-            </w:tcMar>
-            <w:vAlign w:val="center"/>
-          </w:tcPr>
-          <w:p>
-            <w:pPr>
-              <w:spacing w:line="240" w:lineRule="auto"/>
-              <w:jc w:val="left"/>
-              <w:rPr>
-                <w:lang w:val="en-US"/>
-              </w:rPr>
-            </w:pPr>
-            <w:r>
-              <w:rPr>
-                <w:sz w:val="24"/>
-                <w:szCs w:val="24"/>
-                <w:lang w:val="en-US"/>
-              </w:rPr>
-              <w:t>/</w:t>
-            </w:r>
-            <w:proofErr w:type="spellStart"/>
-            <w:r>
-              <w:rPr>
-                <w:sz w:val="24"/>
-                <w:szCs w:val="24"/>
-                <w:lang w:val="en-US"/>
-              </w:rPr>
-              <w:t>api</w:t>
-            </w:r>
-            <w:proofErr w:type="spellEnd"/>
-            <w:r>
-              <w:rPr>
-                <w:sz w:val="24"/>
-                <w:szCs w:val="24"/>
-                <w:lang w:val="en-US"/>
-              </w:rPr>
-              <w:t>/</w:t>
-            </w:r>
-            <w:proofErr w:type="spellStart"/>
-            <w:r>
-              <w:rPr>
-                <w:sz w:val="24"/>
-                <w:szCs w:val="24"/>
-                <w:lang w:val="en-US"/>
-              </w:rPr>
-              <w:t>titration_pairs</w:t>
-            </w:r>
-            <w:proofErr w:type="spellEnd"/>
-            <w:r>
-              <w:rPr>
-                <w:sz w:val="24"/>
-                <w:szCs w:val="24"/>
-                <w:lang w:val="en-US"/>
-              </w:rPr>
-              <w:t>/users/login</w:t>
-            </w:r>
-          </w:p>
-        </w:tc>
-        <w:tc>
-          <w:tcPr>
-            <w:tcW w:w="2900" w:type="dxa"/>
-            <w:tcBorders>
-              <w:top w:val="single" w:sz="4" w:space="0" w:color="000000"/>
-              <w:left w:val="single" w:sz="4" w:space="0" w:color="000000"/>
-              <w:bottom w:val="single" w:sz="4" w:space="0" w:color="000000"/>
-              <w:right w:val="single" w:sz="4" w:space="0" w:color="000000"/>
-            </w:tcBorders>
-            <w:tcMar>
-              <w:top w:w="40" w:type="dxa"/>
-              <w:left w:w="80" w:type="dxa"/>
-              <w:bottom w:w="40" w:type="dxa"/>
-              <w:right w:w="80" w:type="dxa"/>
-            </w:tcMar>
-            <w:vAlign w:val="center"/>
-          </w:tcPr>
-          <w:p>
-            <w:pPr>
-              <w:spacing w:line="240" w:lineRule="auto"/>
-              <w:jc w:val="left"/>
-            </w:pPr>
-            <w:r>
-              <w:rPr>
-                <w:sz w:val="24"/>
-                <w:szCs w:val="24"/>
-              </w:rPr>
-              <w:t>Аутентификация: создание сессии</w:t>
-            </w:r>
-          </w:p>
-        </w:tc>
-        <w:tc>
-          <w:tcPr>
-            <w:tcW w:w="1630" w:type="dxa"/>
-            <w:tcBorders>
-              <w:top w:val="single" w:sz="4" w:space="0" w:color="000000"/>
-              <w:left w:val="single" w:sz="4" w:space="0" w:color="000000"/>
-              <w:bottom w:val="single" w:sz="4" w:space="0" w:color="000000"/>
-              <w:right w:val="single" w:sz="4" w:space="0" w:color="000000"/>
-            </w:tcBorders>
-            <w:tcMar>
-              <w:top w:w="40" w:type="dxa"/>
-              <w:left w:w="80" w:type="dxa"/>
-              <w:bottom w:w="40" w:type="dxa"/>
-              <w:right w:w="80" w:type="dxa"/>
-            </w:tcMar>
-            <w:vAlign w:val="center"/>
-          </w:tcPr>
-          <w:p>
-            <w:pPr>
-              <w:spacing w:line="240" w:lineRule="auto"/>
-              <w:jc w:val="left"/>
-            </w:pPr>
-            <w:r>
-              <w:rPr>
-                <w:sz w:val="24"/>
-                <w:szCs w:val="24"/>
-              </w:rPr>
-              <w:t>гость</w:t>
-            </w:r>
-          </w:p>
-        </w:tc>
-        <w:tc>
-          <w:tcPr>
-            <w:tcW w:w="2550" w:type="dxa"/>
-            <w:tcBorders>
-              <w:top w:val="single" w:sz="4" w:space="0" w:color="000000"/>
-              <w:left w:val="single" w:sz="4" w:space="0" w:color="000000"/>
-              <w:bottom w:val="single" w:sz="4" w:space="0" w:color="000000"/>
-              <w:right w:val="single" w:sz="4" w:space="0" w:color="000000"/>
-            </w:tcBorders>
-            <w:tcMar>
-              <w:top w:w="40" w:type="dxa"/>
-              <w:left w:w="80" w:type="dxa"/>
-              <w:bottom w:w="40" w:type="dxa"/>
-              <w:right w:w="80" w:type="dxa"/>
-            </w:tcMar>
-            <w:vAlign w:val="center"/>
-          </w:tcPr>
-          <w:p>
-            <w:pPr>
-              <w:spacing w:line="240" w:lineRule="auto"/>
-              <w:jc w:val="left"/>
-            </w:pPr>
-            <w:r>
-              <w:rPr>
-                <w:sz w:val="24"/>
-                <w:szCs w:val="24"/>
-              </w:rPr>
-              <w:t xml:space="preserve">JSON: </w:t>
-            </w:r>
-            <w:proofErr w:type="spellStart"/>
-            <w:r>
-              <w:rPr>
-                <w:sz w:val="24"/>
-                <w:szCs w:val="24"/>
-              </w:rPr>
-              <w:t>username</w:t>
-            </w:r>
-            <w:proofErr w:type="spellEnd"/>
-            <w:r>
-              <w:rPr>
-                <w:sz w:val="24"/>
-                <w:szCs w:val="24"/>
-              </w:rPr>
-              <w:t xml:space="preserve">, </w:t>
-            </w:r>
-            <w:proofErr w:type="spellStart"/>
-            <w:r>
-              <w:rPr>
-                <w:sz w:val="24"/>
-                <w:szCs w:val="24"/>
-              </w:rPr>
-              <w:t>password</w:t>
-            </w:r>
-            <w:proofErr w:type="spellEnd"/>
-          </w:p>
-        </w:tc>
-        <w:tc>
-          <w:tcPr>
-            <w:tcW w:w="2600" w:type="dxa"/>
-            <w:tcBorders>
-              <w:top w:val="single" w:sz="4" w:space="0" w:color="000000"/>
-              <w:left w:val="single" w:sz="4" w:space="0" w:color="000000"/>
-              <w:bottom w:val="single" w:sz="4" w:space="0" w:color="000000"/>
-              <w:right w:val="single" w:sz="4" w:space="0" w:color="000000"/>
-            </w:tcBorders>
-            <w:tcMar>
-              <w:top w:w="40" w:type="dxa"/>
-              <w:left w:w="80" w:type="dxa"/>
-              <w:bottom w:w="40" w:type="dxa"/>
-              <w:right w:w="80" w:type="dxa"/>
-            </w:tcMar>
-            <w:vAlign w:val="center"/>
-          </w:tcPr>
-          <w:p>
-            <w:pPr>
-              <w:spacing w:line="240" w:lineRule="auto"/>
-              <w:jc w:val="left"/>
-            </w:pPr>
-            <w:r>
-              <w:rPr>
-                <w:sz w:val="24"/>
-                <w:szCs w:val="24"/>
-              </w:rPr>
-              <w:t xml:space="preserve">200 — пользователь и </w:t>
-            </w:r>
-            <w:proofErr w:type="spellStart"/>
-            <w:r>
-              <w:rPr>
-                <w:sz w:val="24"/>
-                <w:szCs w:val="24"/>
-              </w:rPr>
-              <w:t>кука</w:t>
-            </w:r>
-            <w:proofErr w:type="spellEnd"/>
-            <w:r>
-              <w:rPr>
-                <w:sz w:val="24"/>
-                <w:szCs w:val="24"/>
-              </w:rPr>
-              <w:t xml:space="preserve"> </w:t>
-            </w:r>
-            <w:proofErr w:type="spellStart"/>
-            <w:r>
-              <w:rPr>
-                <w:sz w:val="24"/>
-                <w:szCs w:val="24"/>
-              </w:rPr>
-              <w:t>sessionId</w:t>
-            </w:r>
-            <w:proofErr w:type="spellEnd"/>
-            <w:r>
-              <w:rPr>
-                <w:sz w:val="24"/>
-                <w:szCs w:val="24"/>
-              </w:rPr>
-              <w:t>; 400; 401</w:t>
-            </w:r>
-          </w:p>
-        </w:tc>
-      </w:tr>
-      <w:tr>
-        <w:trPr>
-          <w:cantSplit/>
-        </w:trPr>
-        <w:tc>
-          <w:tcPr>
-            <w:tcW w:w="560" w:type="dxa"/>
-            <w:tcBorders>
-              <w:top w:val="single" w:sz="4" w:space="0" w:color="000000"/>
-              <w:left w:val="single" w:sz="4" w:space="0" w:color="000000"/>
-              <w:bottom w:val="single" w:sz="4" w:space="0" w:color="000000"/>
-              <w:right w:val="single" w:sz="4" w:space="0" w:color="000000"/>
-            </w:tcBorders>
-            <w:tcMar>
-              <w:top w:w="40" w:type="dxa"/>
-              <w:left w:w="80" w:type="dxa"/>
-              <w:bottom w:w="40" w:type="dxa"/>
-              <w:right w:w="80" w:type="dxa"/>
-            </w:tcMar>
-            <w:vAlign w:val="center"/>
-          </w:tcPr>
-          <w:p>
-            <w:pPr>
-              <w:spacing w:line="240" w:lineRule="auto"/>
-              <w:jc w:val="center"/>
-            </w:pPr>
-            <w:r>
-              <w:rPr>
-                <w:sz w:val="24"/>
-                <w:szCs w:val="24"/>
-              </w:rPr>
-              <w:t>12</w:t>
-            </w:r>
-          </w:p>
-        </w:tc>
-        <w:tc>
-          <w:tcPr>
-            <w:tcW w:w="1080" w:type="dxa"/>
-            <w:tcBorders>
-              <w:top w:val="single" w:sz="4" w:space="0" w:color="000000"/>
-              <w:left w:val="single" w:sz="4" w:space="0" w:color="000000"/>
-              <w:bottom w:val="single" w:sz="4" w:space="0" w:color="000000"/>
-              <w:right w:val="single" w:sz="4" w:space="0" w:color="000000"/>
-            </w:tcBorders>
-            <w:tcMar>
-              <w:top w:w="40" w:type="dxa"/>
-              <w:left w:w="80" w:type="dxa"/>
-              <w:bottom w:w="40" w:type="dxa"/>
-              <w:right w:w="80" w:type="dxa"/>
-            </w:tcMar>
-            <w:vAlign w:val="center"/>
-          </w:tcPr>
-          <w:p>
-            <w:pPr>
-              <w:spacing w:line="240" w:lineRule="auto"/>
-              <w:jc w:val="left"/>
-            </w:pPr>
-            <w:r>
-              <w:rPr>
-                <w:sz w:val="24"/>
-                <w:szCs w:val="24"/>
-              </w:rPr>
-              <w:t>POST</w:t>
-            </w:r>
-          </w:p>
-        </w:tc>
-        <w:tc>
-          <w:tcPr>
-            <w:tcW w:w="3250" w:type="dxa"/>
-            <w:tcBorders>
-              <w:top w:val="single" w:sz="4" w:space="0" w:color="000000"/>
-              <w:left w:val="single" w:sz="4" w:space="0" w:color="000000"/>
-              <w:bottom w:val="single" w:sz="4" w:space="0" w:color="000000"/>
-              <w:right w:val="single" w:sz="4" w:space="0" w:color="000000"/>
-            </w:tcBorders>
-            <w:tcMar>
-              <w:top w:w="40" w:type="dxa"/>
-              <w:left w:w="80" w:type="dxa"/>
-              <w:bottom w:w="40" w:type="dxa"/>
-              <w:right w:w="80" w:type="dxa"/>
-            </w:tcMar>
-            <w:vAlign w:val="center"/>
-          </w:tcPr>
-          <w:p>
-            <w:pPr>
-              <w:spacing w:line="240" w:lineRule="auto"/>
-              <w:jc w:val="left"/>
-              <w:rPr>
-                <w:lang w:val="en-US"/>
-              </w:rPr>
-            </w:pPr>
-            <w:r>
-              <w:rPr>
-                <w:sz w:val="24"/>
-                <w:szCs w:val="24"/>
-                <w:lang w:val="en-US"/>
-              </w:rPr>
-              <w:t>/</w:t>
-            </w:r>
-            <w:proofErr w:type="spellStart"/>
-            <w:r>
-              <w:rPr>
-                <w:sz w:val="24"/>
-                <w:szCs w:val="24"/>
-                <w:lang w:val="en-US"/>
-              </w:rPr>
-              <w:t>api</w:t>
-            </w:r>
-            <w:proofErr w:type="spellEnd"/>
-            <w:r>
-              <w:rPr>
-                <w:sz w:val="24"/>
-                <w:szCs w:val="24"/>
-                <w:lang w:val="en-US"/>
-              </w:rPr>
-              <w:t>/</w:t>
-            </w:r>
-            <w:proofErr w:type="spellStart"/>
-            <w:r>
-              <w:rPr>
-                <w:sz w:val="24"/>
-                <w:szCs w:val="24"/>
-                <w:lang w:val="en-US"/>
-              </w:rPr>
-              <w:t>titration_pairs</w:t>
-            </w:r>
-            <w:proofErr w:type="spellEnd"/>
-            <w:r>
-              <w:rPr>
-                <w:sz w:val="24"/>
-                <w:szCs w:val="24"/>
-                <w:lang w:val="en-US"/>
-              </w:rPr>
-              <w:t>/users/logout</w:t>
-            </w:r>
-          </w:p>
-        </w:tc>
-        <w:tc>
-          <w:tcPr>
-            <w:tcW w:w="2900" w:type="dxa"/>
-            <w:tcBorders>
-              <w:top w:val="single" w:sz="4" w:space="0" w:color="000000"/>
-              <w:left w:val="single" w:sz="4" w:space="0" w:color="000000"/>
-              <w:bottom w:val="single" w:sz="4" w:space="0" w:color="000000"/>
-              <w:right w:val="single" w:sz="4" w:space="0" w:color="000000"/>
-            </w:tcBorders>
-            <w:tcMar>
-              <w:top w:w="40" w:type="dxa"/>
-              <w:left w:w="80" w:type="dxa"/>
-              <w:bottom w:w="40" w:type="dxa"/>
-              <w:right w:w="80" w:type="dxa"/>
-            </w:tcMar>
-            <w:vAlign w:val="center"/>
-          </w:tcPr>
-          <w:p>
-            <w:pPr>
-              <w:spacing w:line="240" w:lineRule="auto"/>
-              <w:jc w:val="left"/>
-            </w:pPr>
-            <w:proofErr w:type="spellStart"/>
-            <w:r>
-              <w:rPr>
-                <w:sz w:val="24"/>
-                <w:szCs w:val="24"/>
-              </w:rPr>
-              <w:t>Деавторизация</w:t>
-            </w:r>
-            <w:proofErr w:type="spellEnd"/>
-            <w:r>
-              <w:rPr>
-                <w:sz w:val="24"/>
-                <w:szCs w:val="24"/>
-              </w:rPr>
-              <w:t>: удаление сессии</w:t>
-            </w:r>
-          </w:p>
-        </w:tc>
-        <w:tc>
-          <w:tcPr>
-            <w:tcW w:w="1630" w:type="dxa"/>
-            <w:tcBorders>
-              <w:top w:val="single" w:sz="4" w:space="0" w:color="000000"/>
-              <w:left w:val="single" w:sz="4" w:space="0" w:color="000000"/>
-              <w:bottom w:val="single" w:sz="4" w:space="0" w:color="000000"/>
-              <w:right w:val="single" w:sz="4" w:space="0" w:color="000000"/>
-            </w:tcBorders>
-            <w:tcMar>
-              <w:top w:w="40" w:type="dxa"/>
-              <w:left w:w="80" w:type="dxa"/>
-              <w:bottom w:w="40" w:type="dxa"/>
-              <w:right w:w="80" w:type="dxa"/>
-            </w:tcMar>
-            <w:vAlign w:val="center"/>
-          </w:tcPr>
-          <w:p>
-            <w:pPr>
-              <w:spacing w:line="240" w:lineRule="auto"/>
-              <w:jc w:val="left"/>
-            </w:pPr>
-            <w:r>
-              <w:rPr>
-                <w:sz w:val="24"/>
-                <w:szCs w:val="24"/>
-              </w:rPr>
-              <w:t>создатель</w:t>
-            </w:r>
-          </w:p>
-        </w:tc>
-        <w:tc>
-          <w:tcPr>
-            <w:tcW w:w="2550" w:type="dxa"/>
-            <w:tcBorders>
-              <w:top w:val="single" w:sz="4" w:space="0" w:color="000000"/>
-              <w:left w:val="single" w:sz="4" w:space="0" w:color="000000"/>
-              <w:bottom w:val="single" w:sz="4" w:space="0" w:color="000000"/>
-              <w:right w:val="single" w:sz="4" w:space="0" w:color="000000"/>
-            </w:tcBorders>
-            <w:tcMar>
-              <w:top w:w="40" w:type="dxa"/>
-              <w:left w:w="80" w:type="dxa"/>
-              <w:bottom w:w="40" w:type="dxa"/>
-              <w:right w:w="80" w:type="dxa"/>
-            </w:tcMar>
-            <w:vAlign w:val="center"/>
-          </w:tcPr>
-          <w:p>
-            <w:pPr>
-              <w:spacing w:line="240" w:lineRule="auto"/>
-              <w:jc w:val="left"/>
-            </w:pPr>
-            <w:proofErr w:type="spellStart"/>
-            <w:r>
-              <w:rPr>
-                <w:sz w:val="24"/>
-                <w:szCs w:val="24"/>
-              </w:rPr>
-              <w:t>кука</w:t>
-            </w:r>
-            <w:proofErr w:type="spellEnd"/>
-            <w:r>
-              <w:rPr>
-                <w:sz w:val="24"/>
-                <w:szCs w:val="24"/>
-              </w:rPr>
-              <w:t xml:space="preserve"> </w:t>
-            </w:r>
-            <w:proofErr w:type="spellStart"/>
-            <w:r>
-              <w:rPr>
-                <w:sz w:val="24"/>
-                <w:szCs w:val="24"/>
-              </w:rPr>
-              <w:t>sessionId</w:t>
-            </w:r>
-            <w:proofErr w:type="spellEnd"/>
-          </w:p>
-        </w:tc>
-        <w:tc>
-          <w:tcPr>
-            <w:tcW w:w="2600" w:type="dxa"/>
-            <w:tcBorders>
-              <w:top w:val="single" w:sz="4" w:space="0" w:color="000000"/>
-              <w:left w:val="single" w:sz="4" w:space="0" w:color="000000"/>
-              <w:bottom w:val="single" w:sz="4" w:space="0" w:color="000000"/>
-              <w:right w:val="single" w:sz="4" w:space="0" w:color="000000"/>
-            </w:tcBorders>
-            <w:tcMar>
-              <w:top w:w="40" w:type="dxa"/>
-              <w:left w:w="80" w:type="dxa"/>
-              <w:bottom w:w="40" w:type="dxa"/>
-              <w:right w:w="80" w:type="dxa"/>
-            </w:tcMar>
-            <w:vAlign w:val="center"/>
-          </w:tcPr>
-          <w:p>
-            <w:pPr>
-              <w:spacing w:line="240" w:lineRule="auto"/>
-              <w:jc w:val="left"/>
             </w:pPr>
             <w:r>
               <w:rPr>
@@ -7923,11 +7300,11 @@
         <w:ind w:firstLine="709"/>
       </w:pPr>
       <w:r>
-        <w:t>Коды ответов: 200 и 201 — успех; 400 — некорректные данные; 401 — нет действующей сессии либо неверный логин или пароль; 403 — недостаточно прав; 404 — объект не найден; 409 — логин уже занят. Тело ответа с ошибкой пустое.</w:t>
+        <w:t>Коды ответов: 200 и 201 — успех; 400 — некорректные данные; 401 — нет действующей сессии либо неверный логин или пароль; 403 — недостаточно прав; 404 — объект не найден; 409 — логин уже занят; 429 — вход временно заблокирован после пяти неудачных попыток. Тело ответа с ошибкой пустое.</w:t>
       </w:r>
     </w:p>
     <w:sectPr>
-      <w:footerReference w:type="default" r:id="rId12"/>
+      <w:footerReference w:type="default" r:id="rId13"/>
       <w:pgSz w:w="16838" w:h="11906" w:orient="landscape"/>
       <w:pgMar w:top="1701" w:right="1134" w:bottom="850" w:left="1134" w:header="708" w:footer="708" w:gutter="0"/>
       <w:cols w:space="720"/>
@@ -8604,6 +7981,7 @@
   <w:style w:type="paragraph" w:default="1" w:styleId="a">
     <w:name w:val="Normal"/>
     <w:qFormat/>
+    <w:rsid w:val="00D94A5B"/>
   </w:style>
   <w:style w:type="paragraph" w:styleId="1">
     <w:name w:val="heading 1"/>
@@ -8832,6 +8210,50 @@
       <w:sz w:val="20"/>
       <w:szCs w:val="20"/>
     </w:rPr>
+  </w:style>
+  <w:style w:type="paragraph" w:styleId="ac">
+    <w:name w:val="header"/>
+    <w:basedOn w:val="a"/>
+    <w:link w:val="ad"/>
+    <w:uiPriority w:val="99"/>
+    <w:unhideWhenUsed/>
+    <w:rsid w:val="00657C22"/>
+    <w:pPr>
+      <w:tabs>
+        <w:tab w:val="center" w:pos="4680"/>
+        <w:tab w:val="right" w:pos="9360"/>
+      </w:tabs>
+      <w:spacing w:line="240" w:lineRule="auto"/>
+    </w:pPr>
+  </w:style>
+  <w:style w:type="character" w:customStyle="1" w:styleId="ad">
+    <w:name w:val="Верхний колонтитул Знак"/>
+    <w:basedOn w:val="a0"/>
+    <w:link w:val="ac"/>
+    <w:uiPriority w:val="99"/>
+    <w:rsid w:val="00657C22"/>
+  </w:style>
+  <w:style w:type="paragraph" w:styleId="ae">
+    <w:name w:val="footer"/>
+    <w:basedOn w:val="a"/>
+    <w:link w:val="af"/>
+    <w:uiPriority w:val="99"/>
+    <w:unhideWhenUsed/>
+    <w:rsid w:val="00657C22"/>
+    <w:pPr>
+      <w:tabs>
+        <w:tab w:val="center" w:pos="4680"/>
+        <w:tab w:val="right" w:pos="9360"/>
+      </w:tabs>
+      <w:spacing w:line="240" w:lineRule="auto"/>
+    </w:pPr>
+  </w:style>
+  <w:style w:type="character" w:customStyle="1" w:styleId="af">
+    <w:name w:val="Нижний колонтитул Знак"/>
+    <w:basedOn w:val="a0"/>
+    <w:link w:val="ae"/>
+    <w:uiPriority w:val="99"/>
+    <w:rsid w:val="00657C22"/>
   </w:style>
 </w:styles>
 </file>
